--- a/Otchet.docx
+++ b/Otchet.docx
@@ -2701,7 +2701,7 @@
         <w:pStyle w:val="a3"/>
       </w:pPr>
       <w:r>
-        <w:t>АРМ — автоматизированное рабочее место.</w:t>
+        <w:t>В настоящем техническом отчёте применяются следующие сокращения и обозначения:</w:t>
       </w:r>
     </w:p>
     <w:p>
@@ -2709,7 +2709,7 @@
         <w:pStyle w:val="a3"/>
       </w:pPr>
       <w:r>
-        <w:t>БД — база данных.</w:t>
+        <w:t>АРМ – автоматизированное рабочее место;</w:t>
       </w:r>
     </w:p>
     <w:p>
@@ -2717,7 +2717,7 @@
         <w:pStyle w:val="a3"/>
       </w:pPr>
       <w:r>
-        <w:t>ПК — персональный компьютер.</w:t>
+        <w:t>БД – база данных;</w:t>
       </w:r>
     </w:p>
     <w:p>
@@ -2725,7 +2725,7 @@
         <w:pStyle w:val="a3"/>
       </w:pPr>
       <w:r>
-        <w:t>ПО — программное обеспечение.</w:t>
+        <w:t>ИТ – информационные технологии;</w:t>
       </w:r>
     </w:p>
     <w:p>
@@ -2733,7 +2733,7 @@
         <w:pStyle w:val="a3"/>
       </w:pPr>
       <w:r>
-        <w:t>ОС — операционная система.</w:t>
+        <w:t>ОС – операционная система;</w:t>
       </w:r>
     </w:p>
     <w:p>
@@ -2741,7 +2741,7 @@
         <w:pStyle w:val="a3"/>
       </w:pPr>
       <w:r>
-        <w:t>СУБД — система управления базами данных.</w:t>
+        <w:t>ПК – персональный компьютер;</w:t>
       </w:r>
     </w:p>
     <w:p>
@@ -2749,7 +2749,7 @@
         <w:pStyle w:val="a3"/>
       </w:pPr>
       <w:r>
-        <w:t>ER — Entity-Relationship, модель «сущность — связь».</w:t>
+        <w:t>ПМ – профессиональный модуль;</w:t>
       </w:r>
     </w:p>
     <w:p>
@@ -2757,7 +2757,7 @@
         <w:pStyle w:val="a3"/>
       </w:pPr>
       <w:r>
-        <w:t>PK — Primary Key, первичный ключ.</w:t>
+        <w:t>ПО – программное обеспечение;</w:t>
       </w:r>
     </w:p>
     <w:p>
@@ -2765,7 +2765,7 @@
         <w:pStyle w:val="a3"/>
       </w:pPr>
       <w:r>
-        <w:t>FK — Foreign Key, внешний ключ.</w:t>
+        <w:t>ПЭВМ – персональная электронно-вычислительная машина;</w:t>
       </w:r>
     </w:p>
     <w:p>
@@ -2773,7 +2773,7 @@
         <w:pStyle w:val="a3"/>
       </w:pPr>
       <w:r>
-        <w:t>1НФ, 2НФ, 3НФ — первая, вторая, третья нормальные формы.</w:t>
+        <w:t>СКБ – специальное конструкторское бюро;</w:t>
       </w:r>
     </w:p>
     <w:p>
@@ -2781,23 +2781,20 @@
         <w:pStyle w:val="a3"/>
       </w:pPr>
       <w:r>
-        <w:t>M:N, 1:M — кардинальности связей в реляционной модели.</w:t>
+        <w:t>СУБД – система управления базами данных.</w:t>
       </w:r>
     </w:p>
     <w:p>
       <w:pPr>
         <w:pStyle w:val="a3"/>
       </w:pPr>
-      <w:r>
-        <w:t>API — Application Programming Interface, программный интерфейс.</w:t>
-      </w:r>
     </w:p>
     <w:p>
       <w:pPr>
         <w:pStyle w:val="a3"/>
       </w:pPr>
       <w:r>
-        <w:t>IDE — Integrated Development Environment, интегрированная среда разработки.</w:t>
+        <w:t>API – Application Programming Interface, программный интерфейс приложения;</w:t>
       </w:r>
     </w:p>
     <w:p>
@@ -2805,7 +2802,7 @@
         <w:pStyle w:val="a3"/>
       </w:pPr>
       <w:r>
-        <w:t>SDK — Software Development Kit, комплект средств разработчика.</w:t>
+        <w:t>CRUD – Create, Read, Update, Delete — базовые операции над данными;</w:t>
       </w:r>
     </w:p>
     <w:p>
@@ -2813,7 +2810,7 @@
         <w:pStyle w:val="a3"/>
       </w:pPr>
       <w:r>
-        <w:t>UI — User Interface, пользовательский интерфейс.</w:t>
+        <w:t>DDL – Data Definition Language, язык определения данных;</w:t>
       </w:r>
     </w:p>
     <w:p>
@@ -2821,7 +2818,7 @@
         <w:pStyle w:val="a3"/>
       </w:pPr>
       <w:r>
-        <w:t>MVVM — Model-View-ViewModel, архитектурный шаблон.</w:t>
+        <w:t>ERD – Entity-Relationship Diagram, диаграмма «сущность – связь»;</w:t>
       </w:r>
     </w:p>
     <w:p>
@@ -2829,7 +2826,7 @@
         <w:pStyle w:val="a3"/>
       </w:pPr>
       <w:r>
-        <w:t>CRUD — Create, Read, Update, Delete — четыре базовые операции над данными.</w:t>
+        <w:t>FK / PK – Foreign Key / Primary Key, внешний / первичный ключ;</w:t>
       </w:r>
     </w:p>
     <w:p>
@@ -2837,7 +2834,7 @@
         <w:pStyle w:val="a3"/>
       </w:pPr>
       <w:r>
-        <w:t>DAO — Data Access Object, объект доступа к данным.</w:t>
+        <w:t>MVVM – Model-View-ViewModel, архитектурный шаблон;</w:t>
       </w:r>
     </w:p>
     <w:p>
@@ -2845,7 +2842,7 @@
         <w:pStyle w:val="a3"/>
       </w:pPr>
       <w:r>
-        <w:t>DDL, DML — Data Definition / Data Manipulation Language, подъязыки SQL.</w:t>
+        <w:t>ROS 2 – Robot Operating System 2, платформа для робототехники;</w:t>
       </w:r>
     </w:p>
     <w:p>
@@ -2853,7 +2850,7 @@
         <w:pStyle w:val="a3"/>
       </w:pPr>
       <w:r>
-        <w:t>TLS — Transport Layer Security, протокол защищённой передачи данных.</w:t>
+        <w:t>SQL – Structured Query Language, язык структурированных запросов;</w:t>
       </w:r>
     </w:p>
     <w:p>
@@ -2861,7 +2858,7 @@
         <w:pStyle w:val="a3"/>
       </w:pPr>
       <w:r>
-        <w:t>PITR — Point-in-Time Recovery, восстановление БД на момент времени.</w:t>
+        <w:t>UML – Unified Modeling Language, унифицированный язык моделирования.</w:t>
       </w:r>
     </w:p>
     <w:p>
@@ -2877,7 +2874,7 @@
         <w:pStyle w:val="a3"/>
       </w:pPr>
       <w:r>
-        <w:t>Целью преддипломной практики являлось закрепление знаний и формирование практических навыков по двум профессиональным модулям специальности 09.02.07 «Информационные системы и программирование»: ПМ.11 «Разработка, администрирование и защита баз данных» и ПМ.01 «Разработка модулей программного обеспечения для компьютерных систем».</w:t>
+        <w:t>Базой производственной практики является ООО «&lt;Наименование&gt;». Предприятие занимается разработкой программного обеспечения и сопровождением информационных систем для ведения распределённых работ специального конструкторского бюро (СКБ) и обработки телеметрических данных с робототехнических комплексов. В работе активно применяются информационные технологии — реляционные БД, мобильные и веб-приложения.</w:t>
       </w:r>
     </w:p>
     <w:p>
@@ -2885,7 +2882,23 @@
         <w:pStyle w:val="a3"/>
       </w:pPr>
       <w:r>
-        <w:t>В качестве предметной области выбрано специальное конструкторское бюро (СКБ), которое параллельно ведёт несколько проектов и распределяет задачи между сотрудниками. На этой предметной области спроектированы и реализованы два связанных продукта: реляционная база данных «TaskTrackerSKB» в MySQL и одноимённое мобильное приложение для Android на Kotlin + Jetpack Compose с локальным хранилищем Room (SQLite).</w:t>
+        <w:t>Цели производственной практики:</w:t>
+      </w:r>
+    </w:p>
+    <w:p>
+      <w:pPr>
+        <w:pStyle w:val="a1"/>
+      </w:pPr>
+      <w:r>
+        <w:t>получение практического опыта по выполнению работ по ПМ.11 «Разработка, администрирование и защита баз данных» и развитие общих и профессиональных компетенций;</w:t>
+      </w:r>
+    </w:p>
+    <w:p>
+      <w:pPr>
+        <w:pStyle w:val="a1"/>
+      </w:pPr>
+      <w:r>
+        <w:t>получение практического опыта по выполнению работ по ПМ.01 «Разработка модулей программного обеспечения для компьютерных систем» и развитие общих и профессиональных компетенций.</w:t>
       </w:r>
     </w:p>
     <w:p>
@@ -2893,7 +2906,7 @@
         <w:pStyle w:val="a3"/>
       </w:pPr>
       <w:r>
-        <w:t>Задачи практики: ознакомление с правилами охраны труда; проектирование БД на трёх уровнях (концептуальном, логическом, физическом); реализация БД в MySQL с триггерами и представлениями; разработка мобильного приложения с реализацией CRUD над сущностями «Проект», «Задача», «Исполнитель», локальных уведомлений о дедлайнах и пользовательских напоминаний; отладка и оптимизация программного кода.</w:t>
+        <w:t>Задачами производственной практики являются: проектирование реляционной БД в трёх уровнях абстракции и реализация её в конкретной СУБД с разработкой объектов БД (таблиц, представлений, триггеров); администрирование и защита БД; разработка спецификаций программных компонент и кода программных модулей; разработка мобильного приложения; отладка, тестирование, оптимизация и рефакторинг кода.</w:t>
       </w:r>
     </w:p>
     <w:p>
@@ -2901,7 +2914,7 @@
         <w:pStyle w:val="a3"/>
       </w:pPr>
       <w:r>
-        <w:t>Источники: учебная литература по проектированию БД и разработке Android, официальная документация MySQL 8.0, Android Developers, Jetpack Compose и Kotlin, а также техническое задание на разрабатываемый продукт.</w:t>
+        <w:t>Для практикантов предоставлено рабочее место с ПК (AMD Ryzen 5 5600, 16 ГБ ОЗУ, SSD 512 ГБ, Windows 11) и комплекс ПО: MySQL 8.0 + MySQL Workbench, Android Studio Hedgehog 2023.1.1 (JDK 17), VS Code, Python 3.12, Git, draw.io; для отладки мобильного приложения — смартфон с Android 13 и эмулятор Pixel 6 (API 34).</w:t>
       </w:r>
     </w:p>
     <w:p>
@@ -2914,10 +2927,32 @@
     </w:p>
     <w:p>
       <w:pPr>
+        <w:pStyle w:val="2"/>
+        <w:numPr>
+          <w:numId w:val="0"/>
+        </w:numPr>
+      </w:pPr>
+      <w:r>
+        <w:t>1.1 Общие требования безопасности</w:t>
+      </w:r>
+    </w:p>
+    <w:p>
+      <w:pPr>
         <w:pStyle w:val="a3"/>
       </w:pPr>
       <w:r>
-        <w:t>Перед началом работ проведён вводный инструктаж по охране труда и первичный инструктаж на рабочем месте под роспись в журнале. Работа велась на стационарном ПК и ноутбуке в помещении, отвечающем санитарным нормам СанПиН 1.2.3685-21 по микроклимату, освещённости и уровню шума.</w:t>
+        <w:t>К самостоятельной работе с ПК и ВДТ допускаются лица не моложе 18 лет, прошедшие медицинский осмотр, вводный инструктаж по охране труда и инструктаж по электробезопасности с присвоением I группы допуска. Опасными факторами при работе с ПЭВМ являются физические (электромагнитные поля, статическое электричество, опасное напряжение в электросети) и психофизиологические (зрительное утомление, длительные статические нагрузки) факторы. Обо всех неисправностях оборудования пользователь обязан немедленно сообщить руководителю практики.</w:t>
+      </w:r>
+    </w:p>
+    <w:p>
+      <w:pPr>
+        <w:pStyle w:val="2"/>
+        <w:numPr>
+          <w:numId w:val="0"/>
+        </w:numPr>
+      </w:pPr>
+      <w:r>
+        <w:t>1.2 Требования безопасности перед началом и во время работы</w:t>
       </w:r>
     </w:p>
     <w:p>
@@ -2925,7 +2960,18 @@
         <w:pStyle w:val="a3"/>
       </w:pPr>
       <w:r>
-        <w:t>Эргономика рабочего места: монитор расположен на расстоянии 60–70 см от глаз, верхний край экрана — на уровне глаз; клавиатура и мышь — на одной линии, угол в локте около 90°; стопы — на полу или подставке; спинка кресла поддерживает поясницу; искусственное освещение комбинированное, без бликов на экране.</w:t>
+        <w:t>Перед началом работы пользователь обязан проверить правильность оборудования рабочего места (экран — на расстоянии 60–70 см от глаз), надёжность заземления и отсутствие бликов на экране. Во время работы запрещается прикасаться к задней панели системного блока и переключать разъёмы при включённом питании, допускать попадание жидкостей на оборудование и оставлять без присмотра включённую технику. Согласно СанПиН 1.2.3685-21 непрерывная работа без регламентированного перерыва не должна превышать двух часов.</w:t>
+      </w:r>
+    </w:p>
+    <w:p>
+      <w:pPr>
+        <w:pStyle w:val="2"/>
+        <w:numPr>
+          <w:numId w:val="0"/>
+        </w:numPr>
+      </w:pPr>
+      <w:r>
+        <w:t>1.3 Требования безопасности в аварийных ситуациях и по окончании работы</w:t>
       </w:r>
     </w:p>
     <w:p>
@@ -2933,7 +2979,26 @@
         <w:pStyle w:val="a3"/>
       </w:pPr>
       <w:r>
-        <w:t>Режим труда и отдыха: каждые 45–60 минут — перерыв 10 минут с разминкой для шеи, плеч и зрения по правилу 20-20-20 (каждые 20 минут смотреть 20 секунд на объект на расстоянии 6 метров). Суммарное время непрерывной работы за ПК — не более 6 часов в день.</w:t>
+        <w:t>При обнаружении обрыва проводов, нарушения изоляции, появления запаха гари или посторонних звуков в работе оборудования следует немедленно прекратить работу, отключить питание и сообщить руководителю практики. При возгорании — отключить питание, сообщить в пожарную охрану и приступить к тушению имеющимися средствами (углекислотный огнетушитель); при поражении электрическим током — отключить электропитание, оказать первую помощь и вызвать врача. После окончания работы пользователь обязан сохранить результаты, закрыть все активные программы, отключить питание в установленной последовательности и привести рабочее место в порядок.</w:t>
+      </w:r>
+    </w:p>
+    <w:p>
+      <w:pPr>
+        <w:pStyle w:val="a7"/>
+      </w:pPr>
+      <w:r>
+        <w:t>2 Выполнение работ по ПМ.11</w:t>
+      </w:r>
+    </w:p>
+    <w:p>
+      <w:pPr>
+        <w:pStyle w:val="2"/>
+        <w:numPr>
+          <w:numId w:val="0"/>
+        </w:numPr>
+      </w:pPr>
+      <w:r>
+        <w:t>2.1 Проектирование базы данных</w:t>
       </w:r>
     </w:p>
     <w:p>
@@ -2941,7 +3006,7 @@
         <w:pStyle w:val="a3"/>
       </w:pPr>
       <w:r>
-        <w:t>Электробезопасность: ПК подключён через сетевой фильтр с заземлением; целостность изоляции кабелей и вилок проверена визуально перед работой; запрещено самостоятельно вскрывать системный блок или блок питания, оставлять оборудование включённым без присмотра, размещать на нём ёмкости с жидкостями.</w:t>
+        <w:t>Описание предметной области БД.</w:t>
       </w:r>
     </w:p>
     <w:p>
@@ -2949,7 +3014,7 @@
         <w:pStyle w:val="a3"/>
       </w:pPr>
       <w:r>
-        <w:t>Пожарная безопасность: первичные средства пожаротушения (углекислотный огнетушитель ОУ-3) расположены в помещении на видном месте; пути эвакуации не загромождены; курение и пользование открытым огнём запрещено.</w:t>
+        <w:t>Предприятию ООО «&lt;Наименование&gt;» требуется вести учёт проектов специального конструкторского бюро (СКБ), задач, входящих в состав этих проектов, и сотрудников-исполнителей. Для централизованного хранения данных и формирования отчётности используется реляционная БД.</w:t>
       </w:r>
     </w:p>
     <w:p>
@@ -2957,7 +3022,1649 @@
         <w:pStyle w:val="a3"/>
       </w:pPr>
       <w:r>
-        <w:t>Действия в нештатных ситуациях: при появлении дыма, запаха гари, искрении или резком отключении питания — немедленно обесточить рабочее место, сообщить руководителю практики и при необходимости вызвать дежурный персонал.</w:t>
+        <w:t>В БД хранится информация о проектах (уникальный номер, название, описание, дата создания), задачах (название, описание, дедлайн, статус «Новая» / «В работе» / «Выполнена», даты создания и завершения, параметры напоминаний) и исполнителях (ФИО, должность, e-mail). Каждая задача относится максимум к одному проекту, на одну задачу могут быть назначены несколько исполнителей с указанием роли («Исполнитель», «Рецензент», «Ответственный») и даты назначения. Дополнительно ведётся журнал смены статусов задач.</w:t>
+      </w:r>
+    </w:p>
+    <w:p>
+      <w:pPr>
+        <w:pStyle w:val="a3"/>
+      </w:pPr>
+      <w:r>
+        <w:t>Проектирование концептуальной модели.</w:t>
+      </w:r>
+    </w:p>
+    <w:p>
+      <w:pPr>
+        <w:pStyle w:val="a3"/>
+      </w:pPr>
+      <w:r>
+        <w:t>На рисунке 1 показана концептуальная модель предметной области в виде ERD, созданная с помощью средства проектирования draw.io. На концептуальной модели выделены три сущности — «Проект», «Задача», «Исполнитель» — их атрибуты и связи. Связь «Проект – Задача» имеет кардинальность 1:M, связь «Задача – Исполнитель» — M:M. Типы данных и внешние ключи на концептуальной модели не указываются.</w:t>
+      </w:r>
+    </w:p>
+    <w:p>
+      <w:pPr>
+        <w:pStyle w:val="afd"/>
+      </w:pPr>
+      <w:r>
+        <w:rPr>
+          <w:highlight w:val="yellow"/>
+        </w:rPr>
+        <w:t>[ВСТАВЬТЕ РИСУНОК 1: Концептуальная модель]</w:t>
+      </w:r>
+    </w:p>
+    <w:p>
+      <w:pPr>
+        <w:pStyle w:val="afe"/>
+      </w:pPr>
+      <w:r>
+        <w:t>Рисунок 1 – Концептуальная модель</w:t>
+      </w:r>
+    </w:p>
+    <w:p>
+      <w:pPr>
+        <w:pStyle w:val="a3"/>
+      </w:pPr>
+      <w:r>
+        <w:t>Проектирование логической модели, описание преобразований.</w:t>
+      </w:r>
+    </w:p>
+    <w:p>
+      <w:pPr>
+        <w:pStyle w:val="a3"/>
+      </w:pPr>
+      <w:r>
+        <w:t>СУБД MySQL 8.0 является реляционной, поэтому концептуальная модель преобразуется в логическую с учётом правил перевода ER-модели в реляционную модель данных:</w:t>
+      </w:r>
+    </w:p>
+    <w:p>
+      <w:pPr>
+        <w:pStyle w:val="a1"/>
+      </w:pPr>
+      <w:r>
+        <w:t>связь «Проект – Задача» (1:M) даёт внешний ключ КодПроекта в отношении «Задача»;</w:t>
+      </w:r>
+    </w:p>
+    <w:p>
+      <w:pPr>
+        <w:pStyle w:val="a1"/>
+      </w:pPr>
+      <w:r>
+        <w:t>связь «Задача – Исполнитель» (M:M) декомпозируется в отношение-связку «Назначение» с составным первичным ключом (КодЗадачи, КодИсполнителя) и атрибутами «ДатаНазначения», «РольВЗадаче».</w:t>
+      </w:r>
+    </w:p>
+    <w:p>
+      <w:pPr>
+        <w:pStyle w:val="a3"/>
+      </w:pPr>
+      <w:r>
+        <w:t>На рисунке 2 показана логическая модель, созданная в draw.io. Связь «Проект → Задача» — неидентифицирующая (КодПроекта не входит в PK «Задачи»), изображается пунктирной линией; связи «Задача → Назначение» и «Исполнитель → Назначение» — идентифицирующие (внешние ключи входят в составной PK), изображаются сплошными линиями.</w:t>
+      </w:r>
+    </w:p>
+    <w:p>
+      <w:pPr>
+        <w:pStyle w:val="afd"/>
+      </w:pPr>
+      <w:r>
+        <w:rPr>
+          <w:highlight w:val="yellow"/>
+        </w:rPr>
+        <w:t>[ВСТАВЬТЕ РИСУНОК 2: Логическая модель]</w:t>
+      </w:r>
+    </w:p>
+    <w:p>
+      <w:pPr>
+        <w:pStyle w:val="afe"/>
+      </w:pPr>
+      <w:r>
+        <w:t>Рисунок 2 – Логическая модель</w:t>
+      </w:r>
+    </w:p>
+    <w:p>
+      <w:pPr>
+        <w:pStyle w:val="a3"/>
+      </w:pPr>
+      <w:r>
+        <w:t>Проверка соответствия третьей нормальной форме.</w:t>
+      </w:r>
+    </w:p>
+    <w:p>
+      <w:pPr>
+        <w:pStyle w:val="a3"/>
+      </w:pPr>
+      <w:r>
+        <w:t>Разработанная логическая модель удовлетворяет требованиям 1НФ – 3НФ:</w:t>
+      </w:r>
+    </w:p>
+    <w:p>
+      <w:pPr>
+        <w:pStyle w:val="a1"/>
+      </w:pPr>
+      <w:r>
+        <w:t>1НФ: все атрибуты атомарны, повторяющихся групп нет, у каждого отношения уникальный первичный ключ;</w:t>
+      </w:r>
+    </w:p>
+    <w:p>
+      <w:pPr>
+        <w:pStyle w:val="a1"/>
+      </w:pPr>
+      <w:r>
+        <w:t>2НФ: каждый неключевой атрибут зависит от полного PK; в «Назначении» «ДатаНазначения» определяется именно парой (КодЗадачи, КодИсполнителя), частичных зависимостей нет;</w:t>
+      </w:r>
+    </w:p>
+    <w:p>
+      <w:pPr>
+        <w:pStyle w:val="a1"/>
+      </w:pPr>
+      <w:r>
+        <w:t>3НФ: транзитивные зависимости отсутствуют — в «Задаче» хранится только КодПроекта (название берётся по FK), в «Назначении» не дублируются ФИО исполнителя и название задачи.</w:t>
+      </w:r>
+    </w:p>
+    <w:p>
+      <w:pPr>
+        <w:pStyle w:val="a3"/>
+      </w:pPr>
+      <w:r>
+        <w:t>Таким образом, модель находится в 3НФ.</w:t>
+      </w:r>
+    </w:p>
+    <w:p>
+      <w:pPr>
+        <w:pStyle w:val="a3"/>
+      </w:pPr>
+      <w:r>
+        <w:t>Проектирование физической модели (CASE-средства).</w:t>
+      </w:r>
+    </w:p>
+    <w:p>
+      <w:pPr>
+        <w:pStyle w:val="a3"/>
+      </w:pPr>
+      <w:r>
+        <w:t>На рисунке 3 показана физическая модель предметной области, разработанная для СУБД MySQL 8.0. Физическая модель построена в CASE-средстве MySQL Workbench в режиме «Database → Reverse Engineer»: после выполнения DDL-скриптов Workbench подключается к серверу, читает метаданные схемы и автоматически строит EER-диаграмму с типами данных и ограничениями целостности (имена объектов — на английском в стиле PascalCase, без транслита).</w:t>
+      </w:r>
+    </w:p>
+    <w:p>
+      <w:pPr>
+        <w:pStyle w:val="afd"/>
+      </w:pPr>
+      <w:r>
+        <w:rPr>
+          <w:highlight w:val="yellow"/>
+        </w:rPr>
+        <w:t>[ВСТАВЬТЕ РИСУНОК 3: Физическая модель]</w:t>
+      </w:r>
+    </w:p>
+    <w:p>
+      <w:pPr>
+        <w:pStyle w:val="afe"/>
+      </w:pPr>
+      <w:r>
+        <w:t>Рисунок 3 – Физическая модель</w:t>
+      </w:r>
+    </w:p>
+    <w:p>
+      <w:pPr>
+        <w:pStyle w:val="2"/>
+        <w:numPr>
+          <w:numId w:val="0"/>
+        </w:numPr>
+      </w:pPr>
+      <w:r>
+        <w:t>2.2 Разработка базы данных и объектов базы данных</w:t>
+      </w:r>
+    </w:p>
+    <w:p>
+      <w:pPr>
+        <w:pStyle w:val="a3"/>
+      </w:pPr>
+      <w:r>
+        <w:t>В таблице 1 в виде словаря данных представлено описание созданной таблицы Tasks — основной таблицы базы данных, хранящей задачи СКБ.</w:t>
+      </w:r>
+    </w:p>
+    <w:p>
+      <w:pPr>
+        <w:pStyle w:val="aff2"/>
+      </w:pPr>
+      <w:r>
+        <w:t>Таблица 1 – Словарь данных</w:t>
+      </w:r>
+    </w:p>
+    <w:tbl>
+      <w:tblPr>
+        <w:tblStyle w:val="af1"/>
+        <w:tblW w:type="auto" w:w="0"/>
+        <w:tblLook w:firstColumn="1" w:firstRow="1" w:lastColumn="0" w:lastRow="0" w:noHBand="0" w:noVBand="1" w:val="04A0"/>
+      </w:tblPr>
+      <w:tblGrid>
+        <w:gridCol w:w="1871"/>
+        <w:gridCol w:w="1871"/>
+        <w:gridCol w:w="1871"/>
+        <w:gridCol w:w="1871"/>
+        <w:gridCol w:w="1871"/>
+      </w:tblGrid>
+      <w:tr>
+        <w:tc>
+          <w:tcPr>
+            <w:tcW w:type="dxa" w:w="1871"/>
+            <w:vAlign w:val="center"/>
+          </w:tcPr>
+          <w:p>
+            <w:r/>
+            <w:r>
+              <w:rPr>
+                <w:b/>
+              </w:rPr>
+              <w:t>Ключ</w:t>
+            </w:r>
+          </w:p>
+        </w:tc>
+        <w:tc>
+          <w:tcPr>
+            <w:tcW w:type="dxa" w:w="1871"/>
+            <w:vAlign w:val="center"/>
+          </w:tcPr>
+          <w:p>
+            <w:r/>
+            <w:r>
+              <w:rPr>
+                <w:b/>
+              </w:rPr>
+              <w:t>Поле</w:t>
+            </w:r>
+          </w:p>
+        </w:tc>
+        <w:tc>
+          <w:tcPr>
+            <w:tcW w:type="dxa" w:w="1871"/>
+            <w:vAlign w:val="center"/>
+          </w:tcPr>
+          <w:p>
+            <w:r/>
+            <w:r>
+              <w:rPr>
+                <w:b/>
+              </w:rPr>
+              <w:t>Тип данных</w:t>
+            </w:r>
+          </w:p>
+        </w:tc>
+        <w:tc>
+          <w:tcPr>
+            <w:tcW w:type="dxa" w:w="1871"/>
+            <w:vAlign w:val="center"/>
+          </w:tcPr>
+          <w:p>
+            <w:r/>
+            <w:r>
+              <w:rPr>
+                <w:b/>
+              </w:rPr>
+              <w:t>Обязательное</w:t>
+            </w:r>
+          </w:p>
+        </w:tc>
+        <w:tc>
+          <w:tcPr>
+            <w:tcW w:type="dxa" w:w="1871"/>
+            <w:vAlign w:val="center"/>
+          </w:tcPr>
+          <w:p>
+            <w:r/>
+            <w:r>
+              <w:rPr>
+                <w:b/>
+              </w:rPr>
+              <w:t>Примечание</w:t>
+            </w:r>
+          </w:p>
+        </w:tc>
+      </w:tr>
+      <w:tr>
+        <w:tc>
+          <w:tcPr>
+            <w:tcW w:type="dxa" w:w="1871"/>
+            <w:vAlign w:val="center"/>
+          </w:tcPr>
+          <w:p>
+            <w:r/>
+            <w:r/>
+          </w:p>
+        </w:tc>
+        <w:tc>
+          <w:tcPr>
+            <w:tcW w:type="dxa" w:w="1871"/>
+            <w:vAlign w:val="center"/>
+          </w:tcPr>
+          <w:p>
+            <w:r/>
+            <w:r/>
+          </w:p>
+        </w:tc>
+        <w:tc>
+          <w:tcPr>
+            <w:tcW w:type="dxa" w:w="1871"/>
+            <w:vAlign w:val="center"/>
+          </w:tcPr>
+          <w:p>
+            <w:r/>
+            <w:r>
+              <w:t>Tasks</w:t>
+            </w:r>
+          </w:p>
+        </w:tc>
+        <w:tc>
+          <w:tcPr>
+            <w:tcW w:type="dxa" w:w="1871"/>
+            <w:vAlign w:val="center"/>
+          </w:tcPr>
+          <w:p>
+            <w:r/>
+            <w:r/>
+          </w:p>
+        </w:tc>
+        <w:tc>
+          <w:tcPr>
+            <w:tcW w:type="dxa" w:w="1871"/>
+            <w:vAlign w:val="center"/>
+          </w:tcPr>
+          <w:p>
+            <w:r/>
+            <w:r/>
+          </w:p>
+        </w:tc>
+      </w:tr>
+      <w:tr>
+        <w:tc>
+          <w:tcPr>
+            <w:tcW w:type="dxa" w:w="1871"/>
+            <w:vAlign w:val="center"/>
+          </w:tcPr>
+          <w:p>
+            <w:r/>
+            <w:r>
+              <w:t>PK</w:t>
+            </w:r>
+          </w:p>
+        </w:tc>
+        <w:tc>
+          <w:tcPr>
+            <w:tcW w:type="dxa" w:w="1871"/>
+            <w:vAlign w:val="center"/>
+          </w:tcPr>
+          <w:p>
+            <w:r/>
+            <w:r>
+              <w:t>Id</w:t>
+            </w:r>
+          </w:p>
+        </w:tc>
+        <w:tc>
+          <w:tcPr>
+            <w:tcW w:type="dxa" w:w="1871"/>
+            <w:vAlign w:val="center"/>
+          </w:tcPr>
+          <w:p>
+            <w:r/>
+            <w:r>
+              <w:t>INT UNSIGNED</w:t>
+            </w:r>
+          </w:p>
+        </w:tc>
+        <w:tc>
+          <w:tcPr>
+            <w:tcW w:type="dxa" w:w="1871"/>
+            <w:vAlign w:val="center"/>
+          </w:tcPr>
+          <w:p>
+            <w:r/>
+            <w:r>
+              <w:t>+</w:t>
+            </w:r>
+          </w:p>
+        </w:tc>
+        <w:tc>
+          <w:tcPr>
+            <w:tcW w:type="dxa" w:w="1871"/>
+            <w:vAlign w:val="center"/>
+          </w:tcPr>
+          <w:p>
+            <w:r/>
+            <w:r>
+              <w:t>Автоинкрементный</w:t>
+            </w:r>
+          </w:p>
+        </w:tc>
+      </w:tr>
+      <w:tr>
+        <w:tc>
+          <w:tcPr>
+            <w:tcW w:type="dxa" w:w="1871"/>
+            <w:vAlign w:val="center"/>
+          </w:tcPr>
+          <w:p>
+            <w:r/>
+            <w:r/>
+          </w:p>
+        </w:tc>
+        <w:tc>
+          <w:tcPr>
+            <w:tcW w:type="dxa" w:w="1871"/>
+            <w:vAlign w:val="center"/>
+          </w:tcPr>
+          <w:p>
+            <w:r/>
+            <w:r>
+              <w:t>Title</w:t>
+            </w:r>
+          </w:p>
+        </w:tc>
+        <w:tc>
+          <w:tcPr>
+            <w:tcW w:type="dxa" w:w="1871"/>
+            <w:vAlign w:val="center"/>
+          </w:tcPr>
+          <w:p>
+            <w:r/>
+            <w:r>
+              <w:t>VARCHAR(200)</w:t>
+            </w:r>
+          </w:p>
+        </w:tc>
+        <w:tc>
+          <w:tcPr>
+            <w:tcW w:type="dxa" w:w="1871"/>
+            <w:vAlign w:val="center"/>
+          </w:tcPr>
+          <w:p>
+            <w:r/>
+            <w:r>
+              <w:t>+</w:t>
+            </w:r>
+          </w:p>
+        </w:tc>
+        <w:tc>
+          <w:tcPr>
+            <w:tcW w:type="dxa" w:w="1871"/>
+            <w:vAlign w:val="center"/>
+          </w:tcPr>
+          <w:p>
+            <w:r/>
+            <w:r>
+              <w:t>CHECK: длина ≥ 3 символов</w:t>
+            </w:r>
+          </w:p>
+        </w:tc>
+      </w:tr>
+      <w:tr>
+        <w:tc>
+          <w:tcPr>
+            <w:tcW w:type="dxa" w:w="1871"/>
+            <w:vAlign w:val="center"/>
+          </w:tcPr>
+          <w:p>
+            <w:r/>
+            <w:r/>
+          </w:p>
+        </w:tc>
+        <w:tc>
+          <w:tcPr>
+            <w:tcW w:type="dxa" w:w="1871"/>
+            <w:vAlign w:val="center"/>
+          </w:tcPr>
+          <w:p>
+            <w:r/>
+            <w:r>
+              <w:t>Description</w:t>
+            </w:r>
+          </w:p>
+        </w:tc>
+        <w:tc>
+          <w:tcPr>
+            <w:tcW w:type="dxa" w:w="1871"/>
+            <w:vAlign w:val="center"/>
+          </w:tcPr>
+          <w:p>
+            <w:r/>
+            <w:r>
+              <w:t>VARCHAR(2000)</w:t>
+            </w:r>
+          </w:p>
+        </w:tc>
+        <w:tc>
+          <w:tcPr>
+            <w:tcW w:type="dxa" w:w="1871"/>
+            <w:vAlign w:val="center"/>
+          </w:tcPr>
+          <w:p>
+            <w:r/>
+            <w:r>
+              <w:t>–</w:t>
+            </w:r>
+          </w:p>
+        </w:tc>
+        <w:tc>
+          <w:tcPr>
+            <w:tcW w:type="dxa" w:w="1871"/>
+            <w:vAlign w:val="center"/>
+          </w:tcPr>
+          <w:p>
+            <w:r/>
+            <w:r/>
+          </w:p>
+        </w:tc>
+      </w:tr>
+      <w:tr>
+        <w:tc>
+          <w:tcPr>
+            <w:tcW w:type="dxa" w:w="1871"/>
+            <w:vAlign w:val="center"/>
+          </w:tcPr>
+          <w:p>
+            <w:r/>
+            <w:r>
+              <w:t>FK</w:t>
+            </w:r>
+          </w:p>
+        </w:tc>
+        <w:tc>
+          <w:tcPr>
+            <w:tcW w:type="dxa" w:w="1871"/>
+            <w:vAlign w:val="center"/>
+          </w:tcPr>
+          <w:p>
+            <w:r/>
+            <w:r>
+              <w:t>ProjectId</w:t>
+            </w:r>
+          </w:p>
+        </w:tc>
+        <w:tc>
+          <w:tcPr>
+            <w:tcW w:type="dxa" w:w="1871"/>
+            <w:vAlign w:val="center"/>
+          </w:tcPr>
+          <w:p>
+            <w:r/>
+            <w:r>
+              <w:t>INT UNSIGNED</w:t>
+            </w:r>
+          </w:p>
+        </w:tc>
+        <w:tc>
+          <w:tcPr>
+            <w:tcW w:type="dxa" w:w="1871"/>
+            <w:vAlign w:val="center"/>
+          </w:tcPr>
+          <w:p>
+            <w:r/>
+            <w:r>
+              <w:t>–</w:t>
+            </w:r>
+          </w:p>
+        </w:tc>
+        <w:tc>
+          <w:tcPr>
+            <w:tcW w:type="dxa" w:w="1871"/>
+            <w:vAlign w:val="center"/>
+          </w:tcPr>
+          <w:p>
+            <w:r/>
+            <w:r>
+              <w:t>→ Projects(Id) ON DELETE SET NULL</w:t>
+            </w:r>
+          </w:p>
+        </w:tc>
+      </w:tr>
+      <w:tr>
+        <w:tc>
+          <w:tcPr>
+            <w:tcW w:type="dxa" w:w="1871"/>
+            <w:vAlign w:val="center"/>
+          </w:tcPr>
+          <w:p>
+            <w:r/>
+            <w:r/>
+          </w:p>
+        </w:tc>
+        <w:tc>
+          <w:tcPr>
+            <w:tcW w:type="dxa" w:w="1871"/>
+            <w:vAlign w:val="center"/>
+          </w:tcPr>
+          <w:p>
+            <w:r/>
+            <w:r>
+              <w:t>Deadline</w:t>
+            </w:r>
+          </w:p>
+        </w:tc>
+        <w:tc>
+          <w:tcPr>
+            <w:tcW w:type="dxa" w:w="1871"/>
+            <w:vAlign w:val="center"/>
+          </w:tcPr>
+          <w:p>
+            <w:r/>
+            <w:r>
+              <w:t>DATETIME</w:t>
+            </w:r>
+          </w:p>
+        </w:tc>
+        <w:tc>
+          <w:tcPr>
+            <w:tcW w:type="dxa" w:w="1871"/>
+            <w:vAlign w:val="center"/>
+          </w:tcPr>
+          <w:p>
+            <w:r/>
+            <w:r>
+              <w:t>–</w:t>
+            </w:r>
+          </w:p>
+        </w:tc>
+        <w:tc>
+          <w:tcPr>
+            <w:tcW w:type="dxa" w:w="1871"/>
+            <w:vAlign w:val="center"/>
+          </w:tcPr>
+          <w:p>
+            <w:r/>
+            <w:r/>
+          </w:p>
+        </w:tc>
+      </w:tr>
+      <w:tr>
+        <w:tc>
+          <w:tcPr>
+            <w:tcW w:type="dxa" w:w="1871"/>
+            <w:vAlign w:val="center"/>
+          </w:tcPr>
+          <w:p>
+            <w:r/>
+            <w:r/>
+          </w:p>
+        </w:tc>
+        <w:tc>
+          <w:tcPr>
+            <w:tcW w:type="dxa" w:w="1871"/>
+            <w:vAlign w:val="center"/>
+          </w:tcPr>
+          <w:p>
+            <w:r/>
+            <w:r>
+              <w:t>Status</w:t>
+            </w:r>
+          </w:p>
+        </w:tc>
+        <w:tc>
+          <w:tcPr>
+            <w:tcW w:type="dxa" w:w="1871"/>
+            <w:vAlign w:val="center"/>
+          </w:tcPr>
+          <w:p>
+            <w:r/>
+            <w:r>
+              <w:t>VARCHAR(20)</w:t>
+            </w:r>
+          </w:p>
+        </w:tc>
+        <w:tc>
+          <w:tcPr>
+            <w:tcW w:type="dxa" w:w="1871"/>
+            <w:vAlign w:val="center"/>
+          </w:tcPr>
+          <w:p>
+            <w:r/>
+            <w:r>
+              <w:t>+</w:t>
+            </w:r>
+          </w:p>
+        </w:tc>
+        <w:tc>
+          <w:tcPr>
+            <w:tcW w:type="dxa" w:w="1871"/>
+            <w:vAlign w:val="center"/>
+          </w:tcPr>
+          <w:p>
+            <w:r/>
+            <w:r>
+              <w:t>CHECK: NEW / IN_PROGRESS / DONE; по умолчанию NEW</w:t>
+            </w:r>
+          </w:p>
+        </w:tc>
+      </w:tr>
+      <w:tr>
+        <w:tc>
+          <w:tcPr>
+            <w:tcW w:type="dxa" w:w="1871"/>
+            <w:vAlign w:val="center"/>
+          </w:tcPr>
+          <w:p>
+            <w:r/>
+            <w:r/>
+          </w:p>
+        </w:tc>
+        <w:tc>
+          <w:tcPr>
+            <w:tcW w:type="dxa" w:w="1871"/>
+            <w:vAlign w:val="center"/>
+          </w:tcPr>
+          <w:p>
+            <w:r/>
+            <w:r>
+              <w:t>CreatedAt</w:t>
+            </w:r>
+          </w:p>
+        </w:tc>
+        <w:tc>
+          <w:tcPr>
+            <w:tcW w:type="dxa" w:w="1871"/>
+            <w:vAlign w:val="center"/>
+          </w:tcPr>
+          <w:p>
+            <w:r/>
+            <w:r>
+              <w:t>DATETIME</w:t>
+            </w:r>
+          </w:p>
+        </w:tc>
+        <w:tc>
+          <w:tcPr>
+            <w:tcW w:type="dxa" w:w="1871"/>
+            <w:vAlign w:val="center"/>
+          </w:tcPr>
+          <w:p>
+            <w:r/>
+            <w:r>
+              <w:t>+</w:t>
+            </w:r>
+          </w:p>
+        </w:tc>
+        <w:tc>
+          <w:tcPr>
+            <w:tcW w:type="dxa" w:w="1871"/>
+            <w:vAlign w:val="center"/>
+          </w:tcPr>
+          <w:p>
+            <w:r/>
+            <w:r>
+              <w:t>По умолчанию: CURRENT_TIMESTAMP</w:t>
+            </w:r>
+          </w:p>
+        </w:tc>
+      </w:tr>
+      <w:tr>
+        <w:tc>
+          <w:tcPr>
+            <w:tcW w:type="dxa" w:w="1871"/>
+            <w:vAlign w:val="center"/>
+          </w:tcPr>
+          <w:p>
+            <w:r/>
+            <w:r/>
+          </w:p>
+        </w:tc>
+        <w:tc>
+          <w:tcPr>
+            <w:tcW w:type="dxa" w:w="1871"/>
+            <w:vAlign w:val="center"/>
+          </w:tcPr>
+          <w:p>
+            <w:r/>
+            <w:r>
+              <w:t>CompletedAt</w:t>
+            </w:r>
+          </w:p>
+        </w:tc>
+        <w:tc>
+          <w:tcPr>
+            <w:tcW w:type="dxa" w:w="1871"/>
+            <w:vAlign w:val="center"/>
+          </w:tcPr>
+          <w:p>
+            <w:r/>
+            <w:r>
+              <w:t>DATETIME</w:t>
+            </w:r>
+          </w:p>
+        </w:tc>
+        <w:tc>
+          <w:tcPr>
+            <w:tcW w:type="dxa" w:w="1871"/>
+            <w:vAlign w:val="center"/>
+          </w:tcPr>
+          <w:p>
+            <w:r/>
+            <w:r>
+              <w:t>–</w:t>
+            </w:r>
+          </w:p>
+        </w:tc>
+        <w:tc>
+          <w:tcPr>
+            <w:tcW w:type="dxa" w:w="1871"/>
+            <w:vAlign w:val="center"/>
+          </w:tcPr>
+          <w:p>
+            <w:r/>
+            <w:r>
+              <w:t>Проставляется триггером при переходе в DONE</w:t>
+            </w:r>
+          </w:p>
+        </w:tc>
+      </w:tr>
+      <w:tr>
+        <w:tc>
+          <w:tcPr>
+            <w:tcW w:type="dxa" w:w="1871"/>
+            <w:vAlign w:val="center"/>
+          </w:tcPr>
+          <w:p>
+            <w:r/>
+            <w:r/>
+          </w:p>
+        </w:tc>
+        <w:tc>
+          <w:tcPr>
+            <w:tcW w:type="dxa" w:w="1871"/>
+            <w:vAlign w:val="center"/>
+          </w:tcPr>
+          <w:p>
+            <w:r/>
+            <w:r>
+              <w:t>ReminderAt</w:t>
+            </w:r>
+          </w:p>
+        </w:tc>
+        <w:tc>
+          <w:tcPr>
+            <w:tcW w:type="dxa" w:w="1871"/>
+            <w:vAlign w:val="center"/>
+          </w:tcPr>
+          <w:p>
+            <w:r/>
+            <w:r>
+              <w:t>DATETIME</w:t>
+            </w:r>
+          </w:p>
+        </w:tc>
+        <w:tc>
+          <w:tcPr>
+            <w:tcW w:type="dxa" w:w="1871"/>
+            <w:vAlign w:val="center"/>
+          </w:tcPr>
+          <w:p>
+            <w:r/>
+            <w:r>
+              <w:t>–</w:t>
+            </w:r>
+          </w:p>
+        </w:tc>
+        <w:tc>
+          <w:tcPr>
+            <w:tcW w:type="dxa" w:w="1871"/>
+            <w:vAlign w:val="center"/>
+          </w:tcPr>
+          <w:p>
+            <w:r/>
+            <w:r/>
+          </w:p>
+        </w:tc>
+      </w:tr>
+      <w:tr>
+        <w:tc>
+          <w:tcPr>
+            <w:tcW w:type="dxa" w:w="1871"/>
+            <w:vAlign w:val="center"/>
+          </w:tcPr>
+          <w:p>
+            <w:r/>
+            <w:r/>
+          </w:p>
+        </w:tc>
+        <w:tc>
+          <w:tcPr>
+            <w:tcW w:type="dxa" w:w="1871"/>
+            <w:vAlign w:val="center"/>
+          </w:tcPr>
+          <w:p>
+            <w:r/>
+            <w:r>
+              <w:t>ReminderFrequency</w:t>
+            </w:r>
+          </w:p>
+        </w:tc>
+        <w:tc>
+          <w:tcPr>
+            <w:tcW w:type="dxa" w:w="1871"/>
+            <w:vAlign w:val="center"/>
+          </w:tcPr>
+          <w:p>
+            <w:r/>
+            <w:r>
+              <w:t>VARCHAR(20)</w:t>
+            </w:r>
+          </w:p>
+        </w:tc>
+        <w:tc>
+          <w:tcPr>
+            <w:tcW w:type="dxa" w:w="1871"/>
+            <w:vAlign w:val="center"/>
+          </w:tcPr>
+          <w:p>
+            <w:r/>
+            <w:r>
+              <w:t>+</w:t>
+            </w:r>
+          </w:p>
+        </w:tc>
+        <w:tc>
+          <w:tcPr>
+            <w:tcW w:type="dxa" w:w="1871"/>
+            <w:vAlign w:val="center"/>
+          </w:tcPr>
+          <w:p>
+            <w:r/>
+            <w:r>
+              <w:t>CHECK: NONE / ONCE / DAILY / WEEKLY / MONTHLY; по умолчанию NONE</w:t>
+            </w:r>
+          </w:p>
+        </w:tc>
+      </w:tr>
+    </w:tbl>
+    <w:p>
+      <w:pPr>
+        <w:pStyle w:val="a3"/>
+      </w:pPr>
+      <w:r>
+        <w:t>Для создания таблиц БД и ограничений целостности требуется выполнить соответствующие DDL-команды. Код создания таблицы Tasks представлен в листинге 1.</w:t>
+      </w:r>
+    </w:p>
+    <w:p>
+      <w:pPr>
+        <w:pStyle w:val="aff2"/>
+      </w:pPr>
+      <w:r>
+        <w:t>Листинг 1 – DDL-код создания таблицы Tasks</w:t>
+      </w:r>
+    </w:p>
+    <w:p>
+      <w:pPr>
+        <w:pStyle w:val="aff0"/>
+      </w:pPr>
+      <w:r>
+        <w:t>-- Таблица «Задачи»: связана с Projects (1:M, опционально)</w:t>
+      </w:r>
+    </w:p>
+    <w:p>
+      <w:pPr>
+        <w:pStyle w:val="aff0"/>
+      </w:pPr>
+      <w:r>
+        <w:t>CREATE TABLE Tasks (</w:t>
+      </w:r>
+    </w:p>
+    <w:p>
+      <w:pPr>
+        <w:pStyle w:val="aff0"/>
+      </w:pPr>
+      <w:r>
+        <w:t xml:space="preserve">    Id                INT UNSIGNED  NOT NULL AUTO_INCREMENT,</w:t>
+      </w:r>
+    </w:p>
+    <w:p>
+      <w:pPr>
+        <w:pStyle w:val="aff0"/>
+      </w:pPr>
+      <w:r>
+        <w:t xml:space="preserve">    Title             VARCHAR(200)  NOT NULL,</w:t>
+      </w:r>
+    </w:p>
+    <w:p>
+      <w:pPr>
+        <w:pStyle w:val="aff0"/>
+      </w:pPr>
+      <w:r>
+        <w:t xml:space="preserve">    Description       VARCHAR(2000) DEFAULT NULL,</w:t>
+      </w:r>
+    </w:p>
+    <w:p>
+      <w:pPr>
+        <w:pStyle w:val="aff0"/>
+      </w:pPr>
+      <w:r>
+        <w:t xml:space="preserve">    ProjectId         INT UNSIGNED  DEFAULT NULL,</w:t>
+      </w:r>
+    </w:p>
+    <w:p>
+      <w:pPr>
+        <w:pStyle w:val="aff0"/>
+      </w:pPr>
+      <w:r>
+        <w:t xml:space="preserve">    Deadline          DATETIME      DEFAULT NULL,</w:t>
+      </w:r>
+    </w:p>
+    <w:p>
+      <w:pPr>
+        <w:pStyle w:val="aff0"/>
+      </w:pPr>
+      <w:r>
+        <w:t xml:space="preserve">    Status            VARCHAR(20)   NOT NULL DEFAULT 'NEW',</w:t>
+      </w:r>
+    </w:p>
+    <w:p>
+      <w:pPr>
+        <w:pStyle w:val="aff0"/>
+      </w:pPr>
+      <w:r>
+        <w:t xml:space="preserve">    CreatedAt         DATETIME      NOT NULL DEFAULT CURRENT_TIMESTAMP,</w:t>
+      </w:r>
+    </w:p>
+    <w:p>
+      <w:pPr>
+        <w:pStyle w:val="aff0"/>
+      </w:pPr>
+      <w:r>
+        <w:t xml:space="preserve">    CompletedAt       DATETIME      DEFAULT NULL,</w:t>
+      </w:r>
+    </w:p>
+    <w:p>
+      <w:pPr>
+        <w:pStyle w:val="aff0"/>
+      </w:pPr>
+      <w:r>
+        <w:t xml:space="preserve">    ReminderAt        DATETIME      DEFAULT NULL,</w:t>
+      </w:r>
+    </w:p>
+    <w:p>
+      <w:pPr>
+        <w:pStyle w:val="aff0"/>
+      </w:pPr>
+      <w:r>
+        <w:t xml:space="preserve">    ReminderFrequency VARCHAR(20)   NOT NULL DEFAULT 'NONE',</w:t>
+      </w:r>
+    </w:p>
+    <w:p>
+      <w:pPr>
+        <w:pStyle w:val="aff0"/>
+      </w:pPr>
+      <w:r>
+        <w:t xml:space="preserve">    CONSTRAINT PK_Tasks          PRIMARY KEY (Id),</w:t>
+      </w:r>
+    </w:p>
+    <w:p>
+      <w:pPr>
+        <w:pStyle w:val="aff0"/>
+      </w:pPr>
+      <w:r>
+        <w:t xml:space="preserve">    -- При удалении проекта задача остаётся (FK обнуляется)</w:t>
+      </w:r>
+    </w:p>
+    <w:p>
+      <w:pPr>
+        <w:pStyle w:val="aff0"/>
+      </w:pPr>
+      <w:r>
+        <w:t xml:space="preserve">    CONSTRAINT FK_Tasks_Project  FOREIGN KEY (ProjectId)</w:t>
+      </w:r>
+    </w:p>
+    <w:p>
+      <w:pPr>
+        <w:pStyle w:val="aff0"/>
+      </w:pPr>
+      <w:r>
+        <w:t xml:space="preserve">        REFERENCES Projects(Id) ON DELETE SET NULL ON UPDATE CASCADE,</w:t>
+      </w:r>
+    </w:p>
+    <w:p>
+      <w:pPr>
+        <w:pStyle w:val="aff0"/>
+      </w:pPr>
+      <w:r>
+        <w:t xml:space="preserve">    CONSTRAINT CK_Tasks_TitleLen CHECK (CHAR_LENGTH(Title) &gt;= 3),</w:t>
+      </w:r>
+    </w:p>
+    <w:p>
+      <w:pPr>
+        <w:pStyle w:val="aff0"/>
+      </w:pPr>
+      <w:r>
+        <w:t xml:space="preserve">    CONSTRAINT CK_Tasks_Status   CHECK (Status IN ('NEW','IN_PROGRESS','DONE')),</w:t>
+      </w:r>
+    </w:p>
+    <w:p>
+      <w:pPr>
+        <w:pStyle w:val="aff0"/>
+      </w:pPr>
+      <w:r>
+        <w:t xml:space="preserve">    CONSTRAINT CK_Tasks_Reminder CHECK (ReminderFrequency</w:t>
+      </w:r>
+    </w:p>
+    <w:p>
+      <w:pPr>
+        <w:pStyle w:val="aff0"/>
+      </w:pPr>
+      <w:r>
+        <w:t xml:space="preserve">        IN ('NONE','ONCE','DAILY','WEEKLY','MONTHLY'))</w:t>
+      </w:r>
+    </w:p>
+    <w:p>
+      <w:pPr>
+        <w:pStyle w:val="aff0"/>
+      </w:pPr>
+      <w:r>
+        <w:t>);</w:t>
+      </w:r>
+    </w:p>
+    <w:p>
+      <w:pPr>
+        <w:pStyle w:val="aff0"/>
+      </w:pPr>
+      <w:r>
+        <w:t>-- Индексы по часто фильтруемым колонкам</w:t>
+      </w:r>
+    </w:p>
+    <w:p>
+      <w:pPr>
+        <w:pStyle w:val="aff0"/>
+      </w:pPr>
+      <w:r>
+        <w:t>CREATE INDEX IX_Tasks_ProjectId ON Tasks(ProjectId);</w:t>
+      </w:r>
+    </w:p>
+    <w:p>
+      <w:pPr>
+        <w:pStyle w:val="aff0"/>
+      </w:pPr>
+      <w:r>
+        <w:t>CREATE INDEX IX_Tasks_Status    ON Tasks(Status);</w:t>
+      </w:r>
+    </w:p>
+    <w:p>
+      <w:pPr>
+        <w:pStyle w:val="a3"/>
+      </w:pPr>
+      <w:r>
+        <w:t>Для решения поставленных задач в БД созданы представления: vw_TaskFullInfo (задача + название проекта + список исполнителей с ролями) и vw_OverdueTasks (просроченные задачи с числом дней просрочки). Код создания vw_TaskFullInfo показан в листинге 2.</w:t>
+      </w:r>
+    </w:p>
+    <w:p>
+      <w:pPr>
+        <w:pStyle w:val="aff2"/>
+      </w:pPr>
+      <w:r>
+        <w:t>Листинг 2 – Код создания представления vw_TaskFullInfo</w:t>
+      </w:r>
+    </w:p>
+    <w:p>
+      <w:pPr>
+        <w:pStyle w:val="aff0"/>
+      </w:pPr>
+      <w:r>
+        <w:t>-- Полная карточка задачи: проект + список исполнителей с ролями</w:t>
+      </w:r>
+    </w:p>
+    <w:p>
+      <w:pPr>
+        <w:pStyle w:val="aff0"/>
+      </w:pPr>
+      <w:r>
+        <w:t>CREATE OR REPLACE VIEW vw_TaskFullInfo AS</w:t>
+      </w:r>
+    </w:p>
+    <w:p>
+      <w:pPr>
+        <w:pStyle w:val="aff0"/>
+      </w:pPr>
+      <w:r>
+        <w:t>SELECT  t.Id, t.Title, t.Status, t.Deadline,</w:t>
+      </w:r>
+    </w:p>
+    <w:p>
+      <w:pPr>
+        <w:pStyle w:val="aff0"/>
+      </w:pPr>
+      <w:r>
+        <w:t xml:space="preserve">        p.Name AS ProjectName,</w:t>
+      </w:r>
+    </w:p>
+    <w:p>
+      <w:pPr>
+        <w:pStyle w:val="aff0"/>
+      </w:pPr>
+      <w:r>
+        <w:t xml:space="preserve">        GROUP_CONCAT(</w:t>
+      </w:r>
+    </w:p>
+    <w:p>
+      <w:pPr>
+        <w:pStyle w:val="aff0"/>
+      </w:pPr>
+      <w:r>
+        <w:t xml:space="preserve">            CONCAT(a.FullName, ' (', ta.RoleInTask, ')')</w:t>
+      </w:r>
+    </w:p>
+    <w:p>
+      <w:pPr>
+        <w:pStyle w:val="aff0"/>
+      </w:pPr>
+      <w:r>
+        <w:t xml:space="preserve">            ORDER BY ta.RoleInTask, a.FullName SEPARATOR ', '</w:t>
+      </w:r>
+    </w:p>
+    <w:p>
+      <w:pPr>
+        <w:pStyle w:val="aff0"/>
+      </w:pPr>
+      <w:r>
+        <w:t xml:space="preserve">        ) AS Assignees</w:t>
+      </w:r>
+    </w:p>
+    <w:p>
+      <w:pPr>
+        <w:pStyle w:val="aff0"/>
+      </w:pPr>
+      <w:r>
+        <w:t>FROM Tasks t</w:t>
+      </w:r>
+    </w:p>
+    <w:p>
+      <w:pPr>
+        <w:pStyle w:val="aff0"/>
+      </w:pPr>
+      <w:r>
+        <w:t>LEFT JOIN Projects       p  ON p.Id  = t.ProjectId</w:t>
+      </w:r>
+    </w:p>
+    <w:p>
+      <w:pPr>
+        <w:pStyle w:val="aff0"/>
+      </w:pPr>
+      <w:r>
+        <w:t>LEFT JOIN TaskAssignees  ta ON ta.TaskId = t.Id</w:t>
+      </w:r>
+    </w:p>
+    <w:p>
+      <w:pPr>
+        <w:pStyle w:val="aff0"/>
+      </w:pPr>
+      <w:r>
+        <w:t>LEFT JOIN Assignees      a  ON a.Id  = ta.AssigneeId</w:t>
+      </w:r>
+    </w:p>
+    <w:p>
+      <w:pPr>
+        <w:pStyle w:val="aff0"/>
+      </w:pPr>
+      <w:r>
+        <w:t>GROUP BY t.Id;</w:t>
+      </w:r>
+    </w:p>
+    <w:p>
+      <w:pPr>
+        <w:pStyle w:val="a3"/>
+      </w:pPr>
+      <w:r>
+        <w:t>Для решения поставленных задач в БД созданы триггеры: trg_Tasks_BeforeUpdate (авто-проставление CompletedAt при переходе в DONE), trg_Tasks_AfterUpdate (запись смены статуса в журнал TaskStatusLog), trg_TA_BeforeInsert (контроль: у задачи не более одного исполнителя с ролью «Owner»). Код создания trg_Tasks_BeforeUpdate показан в листинге 3.</w:t>
+      </w:r>
+    </w:p>
+    <w:p>
+      <w:pPr>
+        <w:pStyle w:val="aff2"/>
+      </w:pPr>
+      <w:r>
+        <w:t>Листинг 3 – Код создания триггера trg_Tasks_BeforeUpdate</w:t>
+      </w:r>
+    </w:p>
+    <w:p>
+      <w:pPr>
+        <w:pStyle w:val="aff0"/>
+      </w:pPr>
+      <w:r>
+        <w:t>-- Авто-проставление CompletedAt при переходе задачи в статус DONE</w:t>
+      </w:r>
+    </w:p>
+    <w:p>
+      <w:pPr>
+        <w:pStyle w:val="aff0"/>
+      </w:pPr>
+      <w:r>
+        <w:t>DROP TRIGGER IF EXISTS trg_Tasks_BeforeUpdate;</w:t>
+      </w:r>
+    </w:p>
+    <w:p>
+      <w:pPr>
+        <w:pStyle w:val="aff0"/>
+      </w:pPr>
+      <w:r>
+        <w:t>DELIMITER $$</w:t>
+      </w:r>
+    </w:p>
+    <w:p>
+      <w:pPr>
+        <w:pStyle w:val="aff0"/>
+      </w:pPr>
+      <w:r>
+        <w:t>CREATE TRIGGER trg_Tasks_BeforeUpdate</w:t>
+      </w:r>
+    </w:p>
+    <w:p>
+      <w:pPr>
+        <w:pStyle w:val="aff0"/>
+      </w:pPr>
+      <w:r>
+        <w:t>BEFORE UPDATE ON Tasks</w:t>
+      </w:r>
+    </w:p>
+    <w:p>
+      <w:pPr>
+        <w:pStyle w:val="aff0"/>
+      </w:pPr>
+      <w:r>
+        <w:t>FOR EACH ROW</w:t>
+      </w:r>
+    </w:p>
+    <w:p>
+      <w:pPr>
+        <w:pStyle w:val="aff0"/>
+      </w:pPr>
+      <w:r>
+        <w:t>BEGIN</w:t>
+      </w:r>
+    </w:p>
+    <w:p>
+      <w:pPr>
+        <w:pStyle w:val="aff0"/>
+      </w:pPr>
+      <w:r>
+        <w:t xml:space="preserve">    -- Переход «не-DONE → DONE»: фиксируем момент завершения</w:t>
+      </w:r>
+    </w:p>
+    <w:p>
+      <w:pPr>
+        <w:pStyle w:val="aff0"/>
+      </w:pPr>
+      <w:r>
+        <w:t xml:space="preserve">    IF NEW.Status = 'DONE' AND OLD.Status &lt;&gt; 'DONE' THEN</w:t>
+      </w:r>
+    </w:p>
+    <w:p>
+      <w:pPr>
+        <w:pStyle w:val="aff0"/>
+      </w:pPr>
+      <w:r>
+        <w:t xml:space="preserve">        SET NEW.CompletedAt = NOW();</w:t>
+      </w:r>
+    </w:p>
+    <w:p>
+      <w:pPr>
+        <w:pStyle w:val="aff0"/>
+      </w:pPr>
+      <w:r>
+        <w:t xml:space="preserve">    -- Откат «DONE → не-DONE»: обнуляем фактическую дату завершения</w:t>
+      </w:r>
+    </w:p>
+    <w:p>
+      <w:pPr>
+        <w:pStyle w:val="aff0"/>
+      </w:pPr>
+      <w:r>
+        <w:t xml:space="preserve">    ELSEIF NEW.Status &lt;&gt; 'DONE' AND OLD.Status = 'DONE' THEN</w:t>
+      </w:r>
+    </w:p>
+    <w:p>
+      <w:pPr>
+        <w:pStyle w:val="aff0"/>
+      </w:pPr>
+      <w:r>
+        <w:t xml:space="preserve">        SET NEW.CompletedAt = NULL;</w:t>
+      </w:r>
+    </w:p>
+    <w:p>
+      <w:pPr>
+        <w:pStyle w:val="aff0"/>
+      </w:pPr>
+      <w:r>
+        <w:t xml:space="preserve">    END IF;</w:t>
+      </w:r>
+    </w:p>
+    <w:p>
+      <w:pPr>
+        <w:pStyle w:val="aff0"/>
+      </w:pPr>
+      <w:r>
+        <w:t>END$$</w:t>
+      </w:r>
+    </w:p>
+    <w:p>
+      <w:pPr>
+        <w:pStyle w:val="aff0"/>
+      </w:pPr>
+      <w:r>
+        <w:t>DELIMITER ;</w:t>
+      </w:r>
+    </w:p>
+    <w:p>
+      <w:pPr>
+        <w:pStyle w:val="2"/>
+        <w:numPr>
+          <w:numId w:val="0"/>
+        </w:numPr>
+      </w:pPr>
+      <w:r>
+        <w:t>2.3 Администрирование и защита базы данных</w:t>
+      </w:r>
+    </w:p>
+    <w:p>
+      <w:pPr>
+        <w:pStyle w:val="a3"/>
+      </w:pPr>
+      <w:r>
+        <w:t>Для защиты информации в БД на уровне сервера созданы отдельные учётные записи по принципу наименьших привилегий: app_user используется приложением и имеет только права DML (SELECT, INSERT, UPDATE, DELETE) на схему TaskTrackerSKB; db_admin имеет права DDL и используется только для миграций; root оставлен для локальных подключений. Код создания app_user и выдачи прав показан в листинге 4.</w:t>
+      </w:r>
+    </w:p>
+    <w:p>
+      <w:pPr>
+        <w:pStyle w:val="aff2"/>
+      </w:pPr>
+      <w:r>
+        <w:t>Листинг 4 – Код создания пользователя app_user и выдачи прав</w:t>
+      </w:r>
+    </w:p>
+    <w:p>
+      <w:pPr>
+        <w:pStyle w:val="aff0"/>
+      </w:pPr>
+      <w:r>
+        <w:t>-- Имя для входа с паролем (политика STRONG, минимум 12 символов)</w:t>
+      </w:r>
+    </w:p>
+    <w:p>
+      <w:pPr>
+        <w:pStyle w:val="aff0"/>
+      </w:pPr>
+      <w:r>
+        <w:t>CREATE USER 'app_user'@'%' IDENTIFIED BY 'Str0ng#Pass2026!'</w:t>
+      </w:r>
+    </w:p>
+    <w:p>
+      <w:pPr>
+        <w:pStyle w:val="aff0"/>
+      </w:pPr>
+      <w:r>
+        <w:t xml:space="preserve">    REQUIRE SSL;                       -- подключение только через TLS</w:t>
+      </w:r>
+    </w:p>
+    <w:p>
+      <w:pPr>
+        <w:pStyle w:val="aff0"/>
+      </w:pPr>
+    </w:p>
+    <w:p>
+      <w:pPr>
+        <w:pStyle w:val="aff0"/>
+      </w:pPr>
+      <w:r>
+        <w:t>-- Выдача прав DML на схему приложения (никаких DDL/FILE/SUPER)</w:t>
+      </w:r>
+    </w:p>
+    <w:p>
+      <w:pPr>
+        <w:pStyle w:val="aff0"/>
+      </w:pPr>
+      <w:r>
+        <w:t>GRANT SELECT, INSERT, UPDATE, DELETE</w:t>
+      </w:r>
+    </w:p>
+    <w:p>
+      <w:pPr>
+        <w:pStyle w:val="aff0"/>
+      </w:pPr>
+      <w:r>
+        <w:t xml:space="preserve">    ON TaskTrackerSKB.*</w:t>
+      </w:r>
+    </w:p>
+    <w:p>
+      <w:pPr>
+        <w:pStyle w:val="aff0"/>
+      </w:pPr>
+      <w:r>
+        <w:t xml:space="preserve">    TO 'app_user'@'%';</w:t>
+      </w:r>
+    </w:p>
+    <w:p>
+      <w:pPr>
+        <w:pStyle w:val="aff0"/>
+      </w:pPr>
+    </w:p>
+    <w:p>
+      <w:pPr>
+        <w:pStyle w:val="aff0"/>
+      </w:pPr>
+      <w:r>
+        <w:t>-- Применение изменений</w:t>
+      </w:r>
+    </w:p>
+    <w:p>
+      <w:pPr>
+        <w:pStyle w:val="aff0"/>
+      </w:pPr>
+      <w:r>
+        <w:t>FLUSH PRIVILEGES;</w:t>
+      </w:r>
+    </w:p>
+    <w:p>
+      <w:pPr>
+        <w:pStyle w:val="a3"/>
+      </w:pPr>
+      <w:r>
+        <w:t>Во избежание потери данных необходимо периодически выполнять полное резервное копирование БД. Резервные копии позволяют восстановить данные после сбоя и других непредвиденных ситуаций. Для выполнения резервного копирования БД используется утилита mysqldump, скрипт показан в листинге 5. Скрипт запускается ежедневно по расписанию средствами планировщика операционной системы и сохраняет архив на отдельный сетевой диск с ограничением доступа.</w:t>
+      </w:r>
+    </w:p>
+    <w:p>
+      <w:pPr>
+        <w:pStyle w:val="aff2"/>
+      </w:pPr>
+      <w:r>
+        <w:t>Листинг 5 – Скрипт резервного копирования БД TaskTrackerSKB</w:t>
+      </w:r>
+    </w:p>
+    <w:p>
+      <w:pPr>
+        <w:pStyle w:val="aff0"/>
+      </w:pPr>
+      <w:r>
+        <w:t>#!/bin/bash</w:t>
+      </w:r>
+    </w:p>
+    <w:p>
+      <w:pPr>
+        <w:pStyle w:val="aff0"/>
+      </w:pPr>
+      <w:r>
+        <w:t># Полный логический бэкап TaskTrackerSKB:</w:t>
+      </w:r>
+    </w:p>
+    <w:p>
+      <w:pPr>
+        <w:pStyle w:val="aff0"/>
+      </w:pPr>
+      <w:r>
+        <w:t># --single-transaction — согласованный снимок без блокировки;</w:t>
+      </w:r>
+    </w:p>
+    <w:p>
+      <w:pPr>
+        <w:pStyle w:val="aff0"/>
+      </w:pPr>
+      <w:r>
+        <w:t># --routines/--triggers/--events — экспорт процедур, триггеров, событий.</w:t>
+      </w:r>
+    </w:p>
+    <w:p>
+      <w:pPr>
+        <w:pStyle w:val="aff0"/>
+      </w:pPr>
+      <w:r>
+        <w:t>DATE=$(date +%Y%m%d_%H%M)</w:t>
+      </w:r>
+    </w:p>
+    <w:p>
+      <w:pPr>
+        <w:pStyle w:val="aff0"/>
+      </w:pPr>
+      <w:r>
+        <w:t>DST=/var/backups/mysql/TaskTrackerSKB_${DATE}.sql.gz</w:t>
+      </w:r>
+    </w:p>
+    <w:p>
+      <w:pPr>
+        <w:pStyle w:val="aff0"/>
+      </w:pPr>
+    </w:p>
+    <w:p>
+      <w:pPr>
+        <w:pStyle w:val="aff0"/>
+      </w:pPr>
+      <w:r>
+        <w:t>mysqldump --single-transaction --routines --triggers --events \</w:t>
+      </w:r>
+    </w:p>
+    <w:p>
+      <w:pPr>
+        <w:pStyle w:val="aff0"/>
+      </w:pPr>
+      <w:r>
+        <w:t xml:space="preserve">          --user=db_admin --password \</w:t>
+      </w:r>
+    </w:p>
+    <w:p>
+      <w:pPr>
+        <w:pStyle w:val="aff0"/>
+      </w:pPr>
+      <w:r>
+        <w:t xml:space="preserve">          TaskTrackerSKB | gzip &gt; "${DST}"</w:t>
+      </w:r>
+    </w:p>
+    <w:p>
+      <w:pPr>
+        <w:pStyle w:val="aff0"/>
+      </w:pPr>
+    </w:p>
+    <w:p>
+      <w:pPr>
+        <w:pStyle w:val="aff0"/>
+      </w:pPr>
+      <w:r>
+        <w:t># Ротация: храним только копии за последние 14 суток</w:t>
+      </w:r>
+    </w:p>
+    <w:p>
+      <w:pPr>
+        <w:pStyle w:val="aff0"/>
+      </w:pPr>
+      <w:r>
+        <w:t>find /var/backups/mysql/ -name 'TaskTrackerSKB_*.sql.gz' -mtime +14 -delete</w:t>
       </w:r>
     </w:p>
     <w:p>
@@ -2965,7 +4672,18 @@
         <w:pStyle w:val="a7"/>
       </w:pPr>
       <w:r>
-        <w:t>2 Выполнение работ по ПМ.11</w:t>
+        <w:t>3 Выполнение работ по ПМ.01</w:t>
+      </w:r>
+    </w:p>
+    <w:p>
+      <w:pPr>
+        <w:pStyle w:val="2"/>
+        <w:numPr>
+          <w:numId w:val="0"/>
+        </w:numPr>
+      </w:pPr>
+      <w:r>
+        <w:t>3.1 Проектирование программного обеспечения</w:t>
       </w:r>
     </w:p>
     <w:p>
@@ -2973,7 +4691,1477 @@
         <w:pStyle w:val="a3"/>
       </w:pPr>
       <w:r>
-        <w:t>В рамках ПМ.11 «Разработка, администрирование и защита баз данных» спроектирована, реализована и сопровождается БД «TaskTrackerSKB», обслуживающая учёт проектов, задач и исполнителей СКБ.</w:t>
+        <w:t>Назначение ПО, его область применения и постановка задачи.</w:t>
+      </w:r>
+    </w:p>
+    <w:p>
+      <w:pPr>
+        <w:pStyle w:val="a3"/>
+      </w:pPr>
+      <w:r>
+        <w:t>В рамках ПМ.01 на предприятии ООО «&lt;Наименование&gt;» разработаны два связанных продукта: веб-приложение WebROS для удалённого анализа данных, получаемых с робототехнических комплексов на базе ROS 2, и мобильное приложение TaskTrackerSKB для оперативного учёта задач СКБ исполнителями. Оба приложения работают с корпоративной БД из раздела 2.</w:t>
+      </w:r>
+    </w:p>
+    <w:p>
+      <w:pPr>
+        <w:pStyle w:val="a3"/>
+      </w:pPr>
+      <w:r>
+        <w:t>Веб-приложение WebROS обеспечивает: просмотр каталога ROS 2 bag-файлов; запись новых bag-файлов с ROS 2-сервера через rosbridge_server по WebSocket; отображение метаданных файла (продолжительность, число сообщений, список топиков, размер) и журнала операций; мониторинг доступности ROS 2-хоста по ICMP с частотой 3 Гц.</w:t>
+      </w:r>
+    </w:p>
+    <w:p>
+      <w:pPr>
+        <w:pStyle w:val="a3"/>
+      </w:pPr>
+      <w:r>
+        <w:t>Мобильное приложение TaskTrackerSKB обеспечивает: CRUD-операции над сущностями «Проект», «Задача», «Исполнитель»; поиск, фильтрацию и сортировку задач; локальные уведомления о приближающихся дедлайнах и пользовательские напоминания.</w:t>
+      </w:r>
+    </w:p>
+    <w:p>
+      <w:pPr>
+        <w:pStyle w:val="a3"/>
+      </w:pPr>
+      <w:r>
+        <w:t>Действия, доступные пользователю мобильного приложения, представлены на диаграмме прецедентов на рисунке 4. Выделены две роли: «Исполнитель» (работа с задачами в полевых условиях) и «Руководитель» (наследует возможности исполнителя и дополнительно управляет проектами и справочником исполнителей). На диаграмме присутствует связь «include» («создать задачу» включает «выбрать проект из списка») и связь «extend» («создать напоминание» расширяет «создать задачу»).</w:t>
+      </w:r>
+    </w:p>
+    <w:p>
+      <w:pPr>
+        <w:pStyle w:val="afd"/>
+      </w:pPr>
+      <w:r>
+        <w:rPr>
+          <w:highlight w:val="yellow"/>
+        </w:rPr>
+        <w:t>[ВСТАВЬТЕ РИСУНОК 4: Диаграмма прецедентов мобильного приложения]</w:t>
+      </w:r>
+    </w:p>
+    <w:p>
+      <w:pPr>
+        <w:pStyle w:val="afe"/>
+      </w:pPr>
+      <w:r>
+        <w:t>Рисунок 4 – Диаграмма прецедентов мобильного приложения</w:t>
+      </w:r>
+    </w:p>
+    <w:p>
+      <w:pPr>
+        <w:pStyle w:val="a3"/>
+      </w:pPr>
+      <w:r>
+        <w:t>Алгоритм метода validateAndSave(), выполняющего проверку введённых данных задачи и сохранение её в БД, представлен на блок-схеме на рисунке 5. Блок-схема содержит условие на длину названия и валидность дедлайна, а также цикл по выбранным исполнителям.</w:t>
+      </w:r>
+    </w:p>
+    <w:p>
+      <w:pPr>
+        <w:pStyle w:val="afd"/>
+      </w:pPr>
+      <w:r>
+        <w:rPr>
+          <w:highlight w:val="yellow"/>
+        </w:rPr>
+        <w:t>[ВСТАВЬТЕ РИСУНОК 5: Блок-схема метода validateAndSave()]</w:t>
+      </w:r>
+    </w:p>
+    <w:p>
+      <w:pPr>
+        <w:pStyle w:val="afe"/>
+      </w:pPr>
+      <w:r>
+        <w:t>Рисунок 5 – Блок-схема метода validateAndSave()</w:t>
+      </w:r>
+    </w:p>
+    <w:p>
+      <w:pPr>
+        <w:pStyle w:val="a3"/>
+      </w:pPr>
+      <w:r>
+        <w:t>Выбор состава программных и технических средств.</w:t>
+      </w:r>
+    </w:p>
+    <w:p>
+      <w:pPr>
+        <w:pStyle w:val="a3"/>
+      </w:pPr>
+      <w:r>
+        <w:t>WebROS реализован на языке Python 3.12 с веб-фреймворком Flask и библиотекой roslibpy для взаимодействия с ROS 2; каталог bag-файлов хранится в SQLite. Системные требования: Linux Ubuntu 22.04, Python 3.12, ROS 2 Humble, rosbridge_server, ≥ 2 ГБ ОЗУ.</w:t>
+      </w:r>
+    </w:p>
+    <w:p>
+      <w:pPr>
+        <w:pStyle w:val="a3"/>
+      </w:pPr>
+      <w:r>
+        <w:t>TaskTrackerSKB реализован на Kotlin 1.9 с декларативным UI Jetpack Compose, локальным хранилищем Room (SQLite) и фоновыми задачами WorkManager; архитектура — MVVM с реактивным обновлением UI через StateFlow. Системные требования: Android 8.0 (API 26) и выше, ≥ 100 МБ.</w:t>
+      </w:r>
+    </w:p>
+    <w:p>
+      <w:pPr>
+        <w:pStyle w:val="2"/>
+        <w:numPr>
+          <w:numId w:val="0"/>
+        </w:numPr>
+      </w:pPr>
+      <w:r>
+        <w:t>3.2 Разработка программных модулей</w:t>
+      </w:r>
+    </w:p>
+    <w:p>
+      <w:pPr>
+        <w:pStyle w:val="a3"/>
+      </w:pPr>
+      <w:r>
+        <w:t>WebROS реализован на языке Python 3.12 — выбран ввиду богатой экосистемы библиотек для работы с ROS 2 и веб-разработки, кросс-платформенности и высокой скорости разработки прототипов. В качестве серверного фреймворка использован Flask 3.0; для взаимодействия с ROS 2 — roslibpy; для каталога bag-файлов — встроенная СУБД SQLite (модуль sqlite3); для фонового потока ICMP-мониторинга — модуль threading.</w:t>
+      </w:r>
+    </w:p>
+    <w:p>
+      <w:pPr>
+        <w:pStyle w:val="a3"/>
+      </w:pPr>
+      <w:r>
+        <w:t>Архитектура веб-приложения разделена на пять модулей по принципу единой ответственности: app.py — точка входа, регистрация веб-маршрутов и фоновый поток мониторинга; bag_api.py — REST API (Flask Blueprint) управления bag-файлами; bag_manager.py — низкоуровневые операции записи через ros2 bag; bag_database.py — CRUD-слой каталога SQLite; bag_parser.py — парсинг metadata.yaml для получения списка топиков, длительности и размера записи.</w:t>
+      </w:r>
+    </w:p>
+    <w:p>
+      <w:pPr>
+        <w:pStyle w:val="a3"/>
+      </w:pPr>
+      <w:r>
+        <w:t>Внешний вид главной страницы приложения, реализованной на основе шаблона index.html, показан на рисунке 6.</w:t>
+      </w:r>
+    </w:p>
+    <w:p>
+      <w:pPr>
+        <w:pStyle w:val="afd"/>
+      </w:pPr>
+      <w:r>
+        <w:rPr>
+          <w:highlight w:val="yellow"/>
+        </w:rPr>
+        <w:t>[ВСТАВЬТЕ РИСУНОК 6: WebROS. Вид главной страницы — каталог bag-файлов и индикатор ROS 2-хоста]</w:t>
+      </w:r>
+    </w:p>
+    <w:p>
+      <w:pPr>
+        <w:pStyle w:val="afe"/>
+      </w:pPr>
+      <w:r>
+        <w:t>Рисунок 6 – WebROS. Вид главной страницы — каталог bag-файлов и индикатор ROS 2-хоста</w:t>
+      </w:r>
+    </w:p>
+    <w:p>
+      <w:pPr>
+        <w:pStyle w:val="a3"/>
+      </w:pPr>
+      <w:r>
+        <w:t>Фоновый поток ICMP-мониторинга ROS 2-хоста запускается при старте приложения и обновляет общее состояние с частотой 3 Гц. Фрагмент кода реализации показан в листинге 6.</w:t>
+      </w:r>
+    </w:p>
+    <w:p>
+      <w:pPr>
+        <w:pStyle w:val="aff2"/>
+      </w:pPr>
+      <w:r>
+        <w:t>Листинг 6 – Фрагмент кода фонового мониторинга ROS 2-хоста (Python)</w:t>
+      </w:r>
+    </w:p>
+    <w:p>
+      <w:pPr>
+        <w:pStyle w:val="aff0"/>
+      </w:pPr>
+      <w:r>
+        <w:t>PING_HZ = 3                    # частота опроса хоста, раз в секунду</w:t>
+      </w:r>
+    </w:p>
+    <w:p>
+      <w:pPr>
+        <w:pStyle w:val="aff0"/>
+      </w:pPr>
+      <w:r>
+        <w:t>_ping_lock = threading.Lock()  # защита общего состояния от гонок</w:t>
+      </w:r>
+    </w:p>
+    <w:p>
+      <w:pPr>
+        <w:pStyle w:val="aff0"/>
+      </w:pPr>
+      <w:r>
+        <w:t>_ping_state = {'host': None, 'latency': None, 'status': 'idle', 'running': False}</w:t>
+      </w:r>
+    </w:p>
+    <w:p>
+      <w:pPr>
+        <w:pStyle w:val="aff0"/>
+      </w:pPr>
+    </w:p>
+    <w:p>
+      <w:pPr>
+        <w:pStyle w:val="aff0"/>
+      </w:pPr>
+    </w:p>
+    <w:p>
+      <w:pPr>
+        <w:pStyle w:val="aff0"/>
+      </w:pPr>
+      <w:r>
+        <w:t>def _ping_once(host):</w:t>
+      </w:r>
+    </w:p>
+    <w:p>
+      <w:pPr>
+        <w:pStyle w:val="aff0"/>
+      </w:pPr>
+      <w:r>
+        <w:t xml:space="preserve">    """Один пинг; возвращает RTT в мс или None при недоступности."""</w:t>
+      </w:r>
+    </w:p>
+    <w:p>
+      <w:pPr>
+        <w:pStyle w:val="aff0"/>
+      </w:pPr>
+      <w:r>
+        <w:t xml:space="preserve">    try:</w:t>
+      </w:r>
+    </w:p>
+    <w:p>
+      <w:pPr>
+        <w:pStyle w:val="aff0"/>
+      </w:pPr>
+      <w:r>
+        <w:t xml:space="preserve">        r = subprocess.run(['ping', '-c', '1', '-W', '1', host],</w:t>
+      </w:r>
+    </w:p>
+    <w:p>
+      <w:pPr>
+        <w:pStyle w:val="aff0"/>
+      </w:pPr>
+      <w:r>
+        <w:t xml:space="preserve">                           capture_output=True, text=True, timeout=0.5)</w:t>
+      </w:r>
+    </w:p>
+    <w:p>
+      <w:pPr>
+        <w:pStyle w:val="aff0"/>
+      </w:pPr>
+      <w:r>
+        <w:t xml:space="preserve">        if r.returncode == 0:</w:t>
+      </w:r>
+    </w:p>
+    <w:p>
+      <w:pPr>
+        <w:pStyle w:val="aff0"/>
+      </w:pPr>
+      <w:r>
+        <w:t xml:space="preserve">            m = re.search(r'time[=&lt;]([\d.]+)', r.stdout)</w:t>
+      </w:r>
+    </w:p>
+    <w:p>
+      <w:pPr>
+        <w:pStyle w:val="aff0"/>
+      </w:pPr>
+      <w:r>
+        <w:t xml:space="preserve">            return round(float(m.group(1)), 1) if m else None</w:t>
+      </w:r>
+    </w:p>
+    <w:p>
+      <w:pPr>
+        <w:pStyle w:val="aff0"/>
+      </w:pPr>
+      <w:r>
+        <w:t xml:space="preserve">        return None</w:t>
+      </w:r>
+    </w:p>
+    <w:p>
+      <w:pPr>
+        <w:pStyle w:val="aff0"/>
+      </w:pPr>
+      <w:r>
+        <w:t xml:space="preserve">    except (subprocess.TimeoutExpired, Exception):</w:t>
+      </w:r>
+    </w:p>
+    <w:p>
+      <w:pPr>
+        <w:pStyle w:val="aff0"/>
+      </w:pPr>
+      <w:r>
+        <w:t xml:space="preserve">        return None</w:t>
+      </w:r>
+    </w:p>
+    <w:p>
+      <w:pPr>
+        <w:pStyle w:val="aff0"/>
+      </w:pPr>
+    </w:p>
+    <w:p>
+      <w:pPr>
+        <w:pStyle w:val="aff0"/>
+      </w:pPr>
+    </w:p>
+    <w:p>
+      <w:pPr>
+        <w:pStyle w:val="aff0"/>
+      </w:pPr>
+      <w:r>
+        <w:t>def _ping_worker():</w:t>
+      </w:r>
+    </w:p>
+    <w:p>
+      <w:pPr>
+        <w:pStyle w:val="aff0"/>
+      </w:pPr>
+      <w:r>
+        <w:t xml:space="preserve">    """Бесконечный цикл; пишет результат в _ping_state под блокировкой."""</w:t>
+      </w:r>
+    </w:p>
+    <w:p>
+      <w:pPr>
+        <w:pStyle w:val="aff0"/>
+      </w:pPr>
+      <w:r>
+        <w:t xml:space="preserve">    interval = 1.0 / PING_HZ</w:t>
+      </w:r>
+    </w:p>
+    <w:p>
+      <w:pPr>
+        <w:pStyle w:val="aff0"/>
+      </w:pPr>
+      <w:r>
+        <w:t xml:space="preserve">    while True:</w:t>
+      </w:r>
+    </w:p>
+    <w:p>
+      <w:pPr>
+        <w:pStyle w:val="aff0"/>
+      </w:pPr>
+      <w:r>
+        <w:t xml:space="preserve">        with _ping_lock:</w:t>
+      </w:r>
+    </w:p>
+    <w:p>
+      <w:pPr>
+        <w:pStyle w:val="aff0"/>
+      </w:pPr>
+      <w:r>
+        <w:t xml:space="preserve">            host, running = _ping_state['host'], _ping_state['running']</w:t>
+      </w:r>
+    </w:p>
+    <w:p>
+      <w:pPr>
+        <w:pStyle w:val="aff0"/>
+      </w:pPr>
+      <w:r>
+        <w:t xml:space="preserve">        if running and host:</w:t>
+      </w:r>
+    </w:p>
+    <w:p>
+      <w:pPr>
+        <w:pStyle w:val="aff0"/>
+      </w:pPr>
+      <w:r>
+        <w:t xml:space="preserve">            latency = _ping_once(host)</w:t>
+      </w:r>
+    </w:p>
+    <w:p>
+      <w:pPr>
+        <w:pStyle w:val="aff0"/>
+      </w:pPr>
+      <w:r>
+        <w:t xml:space="preserve">            with _ping_lock:</w:t>
+      </w:r>
+    </w:p>
+    <w:p>
+      <w:pPr>
+        <w:pStyle w:val="aff0"/>
+      </w:pPr>
+      <w:r>
+        <w:t xml:space="preserve">                _ping_state['latency'] = latency</w:t>
+      </w:r>
+    </w:p>
+    <w:p>
+      <w:pPr>
+        <w:pStyle w:val="aff0"/>
+      </w:pPr>
+      <w:r>
+        <w:t xml:space="preserve">                _ping_state['status'] = 'ok' if latency is not None else 'unreachable'</w:t>
+      </w:r>
+    </w:p>
+    <w:p>
+      <w:pPr>
+        <w:pStyle w:val="aff0"/>
+      </w:pPr>
+      <w:r>
+        <w:t xml:space="preserve">        time.sleep(interval)</w:t>
+      </w:r>
+    </w:p>
+    <w:p>
+      <w:pPr>
+        <w:pStyle w:val="a3"/>
+      </w:pPr>
+      <w:r>
+        <w:t>Управление записью bag-файлов реализовано в виде набора REST-эндпоинтов (Flask Blueprint), принимающих JSON с именем сессии и списком топиков ROS 2; эндпоинт запуска создаёт каталожную запись о новом bag-файле и запускает дочерний процесс ros2 bag record. При сбое запуска каталожная запись откатывается, и в журнал операций пишется событие об ошибке.</w:t>
+      </w:r>
+    </w:p>
+    <w:p>
+      <w:pPr>
+        <w:pStyle w:val="2"/>
+        <w:numPr>
+          <w:numId w:val="0"/>
+        </w:numPr>
+      </w:pPr>
+      <w:r>
+        <w:t>3.3 Разработка мобильного приложения</w:t>
+      </w:r>
+    </w:p>
+    <w:p>
+      <w:pPr>
+        <w:pStyle w:val="a3"/>
+      </w:pPr>
+      <w:r>
+        <w:t>TaskTrackerSKB реализовано на Kotlin 1.9 с Jetpack Compose. Kotlin выбран как современный, типобезопасный и официально поддерживаемый Google язык разработки Android, обладающий null-безопасностью на уровне типов и встроенной поддержкой корутин. Используются: Jetpack Compose + Material 3 (декларативный UI); Room 2.6 (ORM-слой над SQLite); WorkManager (фоновые задачи и уведомления); Navigation Compose (навигация); Kotlin Coroutines + Flow/StateFlow (реактивная асинхронность).</w:t>
+      </w:r>
+    </w:p>
+    <w:p>
+      <w:pPr>
+        <w:pStyle w:val="a3"/>
+      </w:pPr>
+      <w:r>
+        <w:t>Архитектура построена по шаблону MVVM. View на Jetpack Compose подписан на состояние ViewModel через StateFlow; ViewModel работает только с потоками данных. Доступ к локальной БД инкапсулирован в репозиториях (TaskRepository, ProjectRepository, AssigneeRepository) — ViewModel никогда не обращается к DAO напрямую.</w:t>
+      </w:r>
+    </w:p>
+    <w:p>
+      <w:pPr>
+        <w:pStyle w:val="a3"/>
+      </w:pPr>
+      <w:r>
+        <w:t>Описание сущности Task в стиле Room ORM показано в листинге 7: аннотации @Entity, @PrimaryKey, @ForeignKey и @Index позволяют Room при сборке проекта сгенерировать соответствующий DDL-код для встроенной SQLite.</w:t>
+      </w:r>
+    </w:p>
+    <w:p>
+      <w:pPr>
+        <w:pStyle w:val="aff2"/>
+      </w:pPr>
+      <w:r>
+        <w:t>Листинг 7 – Описание сущности Task (Kotlin, Room)</w:t>
+      </w:r>
+    </w:p>
+    <w:p>
+      <w:pPr>
+        <w:pStyle w:val="aff0"/>
+      </w:pPr>
+      <w:r>
+        <w:t>@Entity(</w:t>
+      </w:r>
+    </w:p>
+    <w:p>
+      <w:pPr>
+        <w:pStyle w:val="aff0"/>
+      </w:pPr>
+      <w:r>
+        <w:t xml:space="preserve">    tableName = "tasks",</w:t>
+      </w:r>
+    </w:p>
+    <w:p>
+      <w:pPr>
+        <w:pStyle w:val="aff0"/>
+      </w:pPr>
+      <w:r>
+        <w:t xml:space="preserve">    foreignKeys = [</w:t>
+      </w:r>
+    </w:p>
+    <w:p>
+      <w:pPr>
+        <w:pStyle w:val="aff0"/>
+      </w:pPr>
+      <w:r>
+        <w:t xml:space="preserve">        ForeignKey(Project::class, ["id"], ["projectId"],</w:t>
+      </w:r>
+    </w:p>
+    <w:p>
+      <w:pPr>
+        <w:pStyle w:val="aff0"/>
+      </w:pPr>
+      <w:r>
+        <w:t xml:space="preserve">                   onDelete = ForeignKey.SET_NULL),</w:t>
+      </w:r>
+    </w:p>
+    <w:p>
+      <w:pPr>
+        <w:pStyle w:val="aff0"/>
+      </w:pPr>
+      <w:r>
+        <w:t xml:space="preserve">        ForeignKey(Assignee::class, ["id"], ["assigneeId"],</w:t>
+      </w:r>
+    </w:p>
+    <w:p>
+      <w:pPr>
+        <w:pStyle w:val="aff0"/>
+      </w:pPr>
+      <w:r>
+        <w:t xml:space="preserve">                   onDelete = ForeignKey.SET_NULL),</w:t>
+      </w:r>
+    </w:p>
+    <w:p>
+      <w:pPr>
+        <w:pStyle w:val="aff0"/>
+      </w:pPr>
+      <w:r>
+        <w:t xml:space="preserve">    ],</w:t>
+      </w:r>
+    </w:p>
+    <w:p>
+      <w:pPr>
+        <w:pStyle w:val="aff0"/>
+      </w:pPr>
+      <w:r>
+        <w:t xml:space="preserve">    indices = [Index("projectId"), Index("assigneeId")]</w:t>
+      </w:r>
+    </w:p>
+    <w:p>
+      <w:pPr>
+        <w:pStyle w:val="aff0"/>
+      </w:pPr>
+      <w:r>
+        <w:t>)</w:t>
+      </w:r>
+    </w:p>
+    <w:p>
+      <w:pPr>
+        <w:pStyle w:val="aff0"/>
+      </w:pPr>
+      <w:r>
+        <w:t>data class Task(</w:t>
+      </w:r>
+    </w:p>
+    <w:p>
+      <w:pPr>
+        <w:pStyle w:val="aff0"/>
+      </w:pPr>
+      <w:r>
+        <w:t xml:space="preserve">    @PrimaryKey(autoGenerate = true) val id: Long = 0,</w:t>
+      </w:r>
+    </w:p>
+    <w:p>
+      <w:pPr>
+        <w:pStyle w:val="aff0"/>
+      </w:pPr>
+      <w:r>
+        <w:t xml:space="preserve">    val title: String,</w:t>
+      </w:r>
+    </w:p>
+    <w:p>
+      <w:pPr>
+        <w:pStyle w:val="aff0"/>
+      </w:pPr>
+      <w:r>
+        <w:t xml:space="preserve">    val description: String = "",</w:t>
+      </w:r>
+    </w:p>
+    <w:p>
+      <w:pPr>
+        <w:pStyle w:val="aff0"/>
+      </w:pPr>
+      <w:r>
+        <w:t xml:space="preserve">    val projectId: Long? = null,</w:t>
+      </w:r>
+    </w:p>
+    <w:p>
+      <w:pPr>
+        <w:pStyle w:val="aff0"/>
+      </w:pPr>
+      <w:r>
+        <w:t xml:space="preserve">    val assigneeId: Long? = null,</w:t>
+      </w:r>
+    </w:p>
+    <w:p>
+      <w:pPr>
+        <w:pStyle w:val="aff0"/>
+      </w:pPr>
+      <w:r>
+        <w:t xml:space="preserve">    val deadline: Long? = null,</w:t>
+      </w:r>
+    </w:p>
+    <w:p>
+      <w:pPr>
+        <w:pStyle w:val="aff0"/>
+      </w:pPr>
+      <w:r>
+        <w:t xml:space="preserve">    val status: TaskStatus = TaskStatus.NEW,</w:t>
+      </w:r>
+    </w:p>
+    <w:p>
+      <w:pPr>
+        <w:pStyle w:val="aff0"/>
+      </w:pPr>
+      <w:r>
+        <w:t xml:space="preserve">    val createdAt: Long = System.currentTimeMillis(),</w:t>
+      </w:r>
+    </w:p>
+    <w:p>
+      <w:pPr>
+        <w:pStyle w:val="aff0"/>
+      </w:pPr>
+      <w:r>
+        <w:t xml:space="preserve">    val reminderAt: Long? = null,</w:t>
+      </w:r>
+    </w:p>
+    <w:p>
+      <w:pPr>
+        <w:pStyle w:val="aff0"/>
+      </w:pPr>
+      <w:r>
+        <w:t xml:space="preserve">    val reminderFrequency: ReminderFrequency = ReminderFrequency.NONE,</w:t>
+      </w:r>
+    </w:p>
+    <w:p>
+      <w:pPr>
+        <w:pStyle w:val="aff0"/>
+      </w:pPr>
+      <w:r>
+        <w:t>)</w:t>
+      </w:r>
+    </w:p>
+    <w:p>
+      <w:pPr>
+        <w:pStyle w:val="a3"/>
+      </w:pPr>
+      <w:r>
+        <w:t>Реализованы пять основных экранов: список задач, форма задачи, детали задачи, список проектов, форма проекта; и дополнительный справочник исполнителей.</w:t>
+      </w:r>
+    </w:p>
+    <w:p>
+      <w:pPr>
+        <w:pStyle w:val="a3"/>
+      </w:pPr>
+      <w:r>
+        <w:t>Внешний вид экрана списка задач показан на рисунке 7. На экране — поле поиска, выпадающие фильтры по статусу и проекту, выбор поля сортировки и список карточек задач со статусной плашкой (StatusChip) в палитре Material 3: синий — «Новая», оранжевый — «В работе», зелёный — «Выполнена». Создание задачи открывается через FAB на главном экране и содержит все поля задачи (название, описание, проект, исполнитель, дедлайн, статус, напоминание); кнопка «Сохранить» становится активной только при корректном заполнении обязательных полей.</w:t>
+      </w:r>
+    </w:p>
+    <w:p>
+      <w:pPr>
+        <w:pStyle w:val="afd"/>
+      </w:pPr>
+      <w:r>
+        <w:rPr>
+          <w:highlight w:val="yellow"/>
+        </w:rPr>
+        <w:t>[ВСТАВЬТЕ РИСУНОК 7: TaskTrackerSKB. Вид экрана списка задач]</w:t>
+      </w:r>
+    </w:p>
+    <w:p>
+      <w:pPr>
+        <w:pStyle w:val="afe"/>
+      </w:pPr>
+      <w:r>
+        <w:t>Рисунок 7 – TaskTrackerSKB. Вид экрана списка задач</w:t>
+      </w:r>
+    </w:p>
+    <w:p>
+      <w:pPr>
+        <w:pStyle w:val="a3"/>
+      </w:pPr>
+      <w:r>
+        <w:t>Локальные уведомления о приближающихся дедлайнах рассылаются периодической задачей WorkManager — DeadlineWorker. Воркер выполняется раз в сутки в виде suspend-метода doWork(): выбирает задачи с дедлайном в ближайшие 24 часа через TaskRepository, проверяет наличие системного разрешения на отправку уведомлений и для каждой найденной задачи публикует уведомление NotificationCompat с переходом к деталям задачи по нажатию. Пользовательские повторяющиеся напоминания реализованы аналогично через ReminderWorker с автоматическим перепланированием следующего срабатывания (DAILY/WEEKLY/MONTHLY).</w:t>
+      </w:r>
+    </w:p>
+    <w:p>
+      <w:pPr>
+        <w:pStyle w:val="2"/>
+        <w:numPr>
+          <w:numId w:val="0"/>
+        </w:numPr>
+      </w:pPr>
+      <w:r>
+        <w:t>3.4 Отладка и тестирование программных модулей</w:t>
+      </w:r>
+    </w:p>
+    <w:p>
+      <w:pPr>
+        <w:pStyle w:val="a3"/>
+      </w:pPr>
+      <w:r>
+        <w:t>Для отладки мобильного приложения используется комплекс средств Android Studio Hedgehog 2023.1.1: точка останова — F9; запуск отладки — Shift+F9; пошаговый проход без захода / с заходом в методы — F8 / F7; журнал событий приложения — Logcat; иерархия Compose-элементов — Layout Inspector; содержимое Room-БД в реальном времени — Database Inspector.</w:t>
+      </w:r>
+    </w:p>
+    <w:p>
+      <w:pPr>
+        <w:pStyle w:val="a3"/>
+      </w:pPr>
+      <w:r>
+        <w:t>Функциональное тестирование приложения проведено методом «чёрного ящика»: тестировщик не знает внутренней реализации, проверяет соответствие фактического поведения ожидаемому через интерфейс пользователя. Для каждого теста указано выполняемое действие, ожидаемый результат и полученный результат. Набор тестов мобильного приложения представлен в таблице 2.</w:t>
+      </w:r>
+    </w:p>
+    <w:p>
+      <w:pPr>
+        <w:pStyle w:val="aff2"/>
+      </w:pPr>
+      <w:r>
+        <w:t>Таблица 2 – Набор функциональных тестов мобильного приложения</w:t>
+      </w:r>
+    </w:p>
+    <w:tbl>
+      <w:tblPr>
+        <w:tblStyle w:val="af1"/>
+        <w:tblW w:type="auto" w:w="0"/>
+        <w:tblLook w:firstColumn="1" w:firstRow="1" w:lastColumn="0" w:lastRow="0" w:noHBand="0" w:noVBand="1" w:val="04A0"/>
+      </w:tblPr>
+      <w:tblGrid>
+        <w:gridCol w:w="3118"/>
+        <w:gridCol w:w="3118"/>
+        <w:gridCol w:w="3118"/>
+      </w:tblGrid>
+      <w:tr>
+        <w:tc>
+          <w:tcPr>
+            <w:tcW w:type="dxa" w:w="3118"/>
+            <w:vAlign w:val="center"/>
+          </w:tcPr>
+          <w:p>
+            <w:r/>
+            <w:r>
+              <w:rPr>
+                <w:b/>
+              </w:rPr>
+              <w:t>Действие</w:t>
+            </w:r>
+          </w:p>
+        </w:tc>
+        <w:tc>
+          <w:tcPr>
+            <w:tcW w:type="dxa" w:w="3118"/>
+            <w:vAlign w:val="center"/>
+          </w:tcPr>
+          <w:p>
+            <w:r/>
+            <w:r>
+              <w:rPr>
+                <w:b/>
+              </w:rPr>
+              <w:t>Ожидаемый результат</w:t>
+            </w:r>
+          </w:p>
+        </w:tc>
+        <w:tc>
+          <w:tcPr>
+            <w:tcW w:type="dxa" w:w="3118"/>
+            <w:vAlign w:val="center"/>
+          </w:tcPr>
+          <w:p>
+            <w:r/>
+            <w:r>
+              <w:rPr>
+                <w:b/>
+              </w:rPr>
+              <w:t>Полученный результат</w:t>
+            </w:r>
+          </w:p>
+        </w:tc>
+      </w:tr>
+      <w:tr>
+        <w:tc>
+          <w:tcPr>
+            <w:tcW w:type="dxa" w:w="3118"/>
+            <w:vAlign w:val="center"/>
+          </w:tcPr>
+          <w:p>
+            <w:r/>
+            <w:r>
+              <w:t>Открыть приложение, нажать FAB на главном экране, выбрать «Создать задачу». Заполнить поля: название «Сборка прототипа», описание «Сборка корпуса по чертежу», проект — «Робот-курьер», исполнитель — «Иванов И.И.», дедлайн через 3 дня, статус — «Новая». Нажать «Сохранить».</w:t>
+            </w:r>
+          </w:p>
+        </w:tc>
+        <w:tc>
+          <w:tcPr>
+            <w:tcW w:type="dxa" w:w="3118"/>
+            <w:vAlign w:val="center"/>
+          </w:tcPr>
+          <w:p>
+            <w:r/>
+            <w:r>
+              <w:t>Возврат на список задач, новая карточка отображается первой со статусной плашкой «Новая» синего цвета и подписью проекта.</w:t>
+            </w:r>
+          </w:p>
+        </w:tc>
+        <w:tc>
+          <w:tcPr>
+            <w:tcW w:type="dxa" w:w="3118"/>
+            <w:vAlign w:val="center"/>
+          </w:tcPr>
+          <w:p>
+            <w:r/>
+            <w:r>
+              <w:t>Соответствует ожидаемому</w:t>
+            </w:r>
+          </w:p>
+        </w:tc>
+      </w:tr>
+      <w:tr>
+        <w:tc>
+          <w:tcPr>
+            <w:tcW w:type="dxa" w:w="3118"/>
+            <w:vAlign w:val="center"/>
+          </w:tcPr>
+          <w:p>
+            <w:r/>
+            <w:r>
+              <w:t xml:space="preserve">Открыть карточку задачи «Сборка прототипа», нажать сегмент «В работе». </w:t>
+            </w:r>
+          </w:p>
+        </w:tc>
+        <w:tc>
+          <w:tcPr>
+            <w:tcW w:type="dxa" w:w="3118"/>
+            <w:vAlign w:val="center"/>
+          </w:tcPr>
+          <w:p>
+            <w:r/>
+            <w:r>
+              <w:t>Статусная плашка карточки меняется на оранжевую «В работе»; в журнале смены статусов (БД) появляется запись (NEW → IN_PROGRESS, текущий пользователь).</w:t>
+            </w:r>
+          </w:p>
+        </w:tc>
+        <w:tc>
+          <w:tcPr>
+            <w:tcW w:type="dxa" w:w="3118"/>
+            <w:vAlign w:val="center"/>
+          </w:tcPr>
+          <w:p>
+            <w:r/>
+            <w:r>
+              <w:t>Соответствует ожидаемому</w:t>
+            </w:r>
+          </w:p>
+        </w:tc>
+      </w:tr>
+      <w:tr>
+        <w:tc>
+          <w:tcPr>
+            <w:tcW w:type="dxa" w:w="3118"/>
+            <w:vAlign w:val="center"/>
+          </w:tcPr>
+          <w:p>
+            <w:r/>
+            <w:r>
+              <w:t>Открыть карточку задачи, нажать сегмент «Выполнена».</w:t>
+            </w:r>
+          </w:p>
+        </w:tc>
+        <w:tc>
+          <w:tcPr>
+            <w:tcW w:type="dxa" w:w="3118"/>
+            <w:vAlign w:val="center"/>
+          </w:tcPr>
+          <w:p>
+            <w:r/>
+            <w:r>
+              <w:t>Статусная плашка меняется на зелёную «Выполнена», поле CompletedAt в БД заполняется текущей датой и временем (срабатывает триггер trg_Tasks_BeforeUpdate).</w:t>
+            </w:r>
+          </w:p>
+        </w:tc>
+        <w:tc>
+          <w:tcPr>
+            <w:tcW w:type="dxa" w:w="3118"/>
+            <w:vAlign w:val="center"/>
+          </w:tcPr>
+          <w:p>
+            <w:r/>
+            <w:r>
+              <w:t>Соответствует ожидаемому</w:t>
+            </w:r>
+          </w:p>
+        </w:tc>
+      </w:tr>
+      <w:tr>
+        <w:tc>
+          <w:tcPr>
+            <w:tcW w:type="dxa" w:w="3118"/>
+            <w:vAlign w:val="center"/>
+          </w:tcPr>
+          <w:p>
+            <w:r/>
+            <w:r>
+              <w:t>В строке поиска ввести «корпус», в фильтре статуса оставить «Все».</w:t>
+            </w:r>
+          </w:p>
+        </w:tc>
+        <w:tc>
+          <w:tcPr>
+            <w:tcW w:type="dxa" w:w="3118"/>
+            <w:vAlign w:val="center"/>
+          </w:tcPr>
+          <w:p>
+            <w:r/>
+            <w:r>
+              <w:t>Список отфильтровывается по тексту в названии и описании, отображается одна карточка «Сборка прототипа». Фильтр работает регистронезависимо.</w:t>
+            </w:r>
+          </w:p>
+        </w:tc>
+        <w:tc>
+          <w:tcPr>
+            <w:tcW w:type="dxa" w:w="3118"/>
+            <w:vAlign w:val="center"/>
+          </w:tcPr>
+          <w:p>
+            <w:r/>
+            <w:r>
+              <w:t>Соответствует ожидаемому</w:t>
+            </w:r>
+          </w:p>
+        </w:tc>
+      </w:tr>
+      <w:tr>
+        <w:tc>
+          <w:tcPr>
+            <w:tcW w:type="dxa" w:w="3118"/>
+            <w:vAlign w:val="center"/>
+          </w:tcPr>
+          <w:p>
+            <w:r/>
+            <w:r>
+              <w:t>В форме создания задачи указать название из 2 символов («Aa») и нажать «Сохранить».</w:t>
+            </w:r>
+          </w:p>
+        </w:tc>
+        <w:tc>
+          <w:tcPr>
+            <w:tcW w:type="dxa" w:w="3118"/>
+            <w:vAlign w:val="center"/>
+          </w:tcPr>
+          <w:p>
+            <w:r/>
+            <w:r>
+              <w:t>Кнопка «Сохранить» остаётся неактивной; под полем «Название» отображается сообщение об ошибке: «Длина названия должна быть не менее 3 символов».</w:t>
+            </w:r>
+          </w:p>
+        </w:tc>
+        <w:tc>
+          <w:tcPr>
+            <w:tcW w:type="dxa" w:w="3118"/>
+            <w:vAlign w:val="center"/>
+          </w:tcPr>
+          <w:p>
+            <w:r/>
+            <w:r>
+              <w:t>Соответствует ожидаемому</w:t>
+            </w:r>
+          </w:p>
+        </w:tc>
+      </w:tr>
+    </w:tbl>
+    <w:p>
+      <w:pPr>
+        <w:pStyle w:val="a3"/>
+      </w:pPr>
+      <w:r>
+        <w:t>Автоматизированное тестирование выполнено на JUnit 4 с правилами InstantTaskExecutorRule (синхронное исполнение корутин) и MainDispatcherRule (подмена Dispatchers.Main на TestDispatcher). Пример теста, проверяющего автоматическое проставление CompletedAt при переходе задачи в DONE, представлен в листинге 8.</w:t>
+      </w:r>
+    </w:p>
+    <w:p>
+      <w:pPr>
+        <w:pStyle w:val="aff2"/>
+      </w:pPr>
+      <w:r>
+        <w:t>Листинг 8 – Автоматизированный тест перехода задачи в DONE (Kotlin, JUnit)</w:t>
+      </w:r>
+    </w:p>
+    <w:p>
+      <w:pPr>
+        <w:pStyle w:val="aff0"/>
+      </w:pPr>
+      <w:r>
+        <w:t>class TaskRepositoryTest {</w:t>
+      </w:r>
+    </w:p>
+    <w:p>
+      <w:pPr>
+        <w:pStyle w:val="aff0"/>
+      </w:pPr>
+      <w:r>
+        <w:t xml:space="preserve">    @get:Rule val instant = InstantTaskExecutorRule()</w:t>
+      </w:r>
+    </w:p>
+    <w:p>
+      <w:pPr>
+        <w:pStyle w:val="aff0"/>
+      </w:pPr>
+      <w:r>
+        <w:t xml:space="preserve">    @get:Rule val mainRule = MainDispatcherRule()</w:t>
+      </w:r>
+    </w:p>
+    <w:p>
+      <w:pPr>
+        <w:pStyle w:val="aff0"/>
+      </w:pPr>
+    </w:p>
+    <w:p>
+      <w:pPr>
+        <w:pStyle w:val="aff0"/>
+      </w:pPr>
+      <w:r>
+        <w:t xml:space="preserve">    private lateinit var db: AppDatabase</w:t>
+      </w:r>
+    </w:p>
+    <w:p>
+      <w:pPr>
+        <w:pStyle w:val="aff0"/>
+      </w:pPr>
+      <w:r>
+        <w:t xml:space="preserve">    private lateinit var repo: TaskRepository</w:t>
+      </w:r>
+    </w:p>
+    <w:p>
+      <w:pPr>
+        <w:pStyle w:val="aff0"/>
+      </w:pPr>
+    </w:p>
+    <w:p>
+      <w:pPr>
+        <w:pStyle w:val="aff0"/>
+      </w:pPr>
+      <w:r>
+        <w:t xml:space="preserve">    @Before fun setUp() {</w:t>
+      </w:r>
+    </w:p>
+    <w:p>
+      <w:pPr>
+        <w:pStyle w:val="aff0"/>
+      </w:pPr>
+      <w:r>
+        <w:t xml:space="preserve">        db = Room.inMemoryDatabaseBuilder(</w:t>
+      </w:r>
+    </w:p>
+    <w:p>
+      <w:pPr>
+        <w:pStyle w:val="aff0"/>
+      </w:pPr>
+      <w:r>
+        <w:t xml:space="preserve">                ApplicationProvider.getApplicationContext(),</w:t>
+      </w:r>
+    </w:p>
+    <w:p>
+      <w:pPr>
+        <w:pStyle w:val="aff0"/>
+      </w:pPr>
+      <w:r>
+        <w:t xml:space="preserve">                AppDatabase::class.java).build()</w:t>
+      </w:r>
+    </w:p>
+    <w:p>
+      <w:pPr>
+        <w:pStyle w:val="aff0"/>
+      </w:pPr>
+      <w:r>
+        <w:t xml:space="preserve">        repo = TaskRepository(db.taskDao())</w:t>
+      </w:r>
+    </w:p>
+    <w:p>
+      <w:pPr>
+        <w:pStyle w:val="aff0"/>
+      </w:pPr>
+      <w:r>
+        <w:t xml:space="preserve">    }</w:t>
+      </w:r>
+    </w:p>
+    <w:p>
+      <w:pPr>
+        <w:pStyle w:val="aff0"/>
+      </w:pPr>
+      <w:r>
+        <w:t xml:space="preserve">    @After fun tearDown() = db.close()</w:t>
+      </w:r>
+    </w:p>
+    <w:p>
+      <w:pPr>
+        <w:pStyle w:val="aff0"/>
+      </w:pPr>
+    </w:p>
+    <w:p>
+      <w:pPr>
+        <w:pStyle w:val="aff0"/>
+      </w:pPr>
+      <w:r>
+        <w:t xml:space="preserve">    @Test fun whenStatusBecomesDone_completedAtIsSet() = runTest {</w:t>
+      </w:r>
+    </w:p>
+    <w:p>
+      <w:pPr>
+        <w:pStyle w:val="aff0"/>
+      </w:pPr>
+      <w:r>
+        <w:t xml:space="preserve">        // Arrange: создаём задачу со статусом NEW</w:t>
+      </w:r>
+    </w:p>
+    <w:p>
+      <w:pPr>
+        <w:pStyle w:val="aff0"/>
+      </w:pPr>
+      <w:r>
+        <w:t xml:space="preserve">        val id = repo.insert(Task(title = "Тест", status = TaskStatus.NEW))</w:t>
+      </w:r>
+    </w:p>
+    <w:p>
+      <w:pPr>
+        <w:pStyle w:val="aff0"/>
+      </w:pPr>
+      <w:r>
+        <w:t xml:space="preserve">        // Act: переводим её в DONE</w:t>
+      </w:r>
+    </w:p>
+    <w:p>
+      <w:pPr>
+        <w:pStyle w:val="aff0"/>
+      </w:pPr>
+      <w:r>
+        <w:t xml:space="preserve">        repo.updateStatus(id, TaskStatus.DONE)</w:t>
+      </w:r>
+    </w:p>
+    <w:p>
+      <w:pPr>
+        <w:pStyle w:val="aff0"/>
+      </w:pPr>
+      <w:r>
+        <w:t xml:space="preserve">        // Assert: completedAt становится не null</w:t>
+      </w:r>
+    </w:p>
+    <w:p>
+      <w:pPr>
+        <w:pStyle w:val="aff0"/>
+      </w:pPr>
+      <w:r>
+        <w:t xml:space="preserve">        val task = repo.byId(id)!!</w:t>
+      </w:r>
+    </w:p>
+    <w:p>
+      <w:pPr>
+        <w:pStyle w:val="aff0"/>
+      </w:pPr>
+      <w:r>
+        <w:t xml:space="preserve">        assertEquals(TaskStatus.DONE, task.status)</w:t>
+      </w:r>
+    </w:p>
+    <w:p>
+      <w:pPr>
+        <w:pStyle w:val="aff0"/>
+      </w:pPr>
+      <w:r>
+        <w:t xml:space="preserve">        assertNotNull(task.completedAt)</w:t>
+      </w:r>
+    </w:p>
+    <w:p>
+      <w:pPr>
+        <w:pStyle w:val="aff0"/>
+      </w:pPr>
+      <w:r>
+        <w:t xml:space="preserve">    }</w:t>
+      </w:r>
+    </w:p>
+    <w:p>
+      <w:pPr>
+        <w:pStyle w:val="aff0"/>
+      </w:pPr>
+      <w:r>
+        <w:t>}</w:t>
+      </w:r>
+    </w:p>
+    <w:p>
+      <w:pPr>
+        <w:pStyle w:val="2"/>
+        <w:numPr>
+          <w:numId w:val="0"/>
+        </w:numPr>
+      </w:pPr>
+      <w:r>
+        <w:t>3.5 Оптимизация и рефакторинг программного кода</w:t>
+      </w:r>
+    </w:p>
+    <w:p>
+      <w:pPr>
+        <w:pStyle w:val="a3"/>
+      </w:pPr>
+      <w:r>
+        <w:t>Описание процесса рефакторинга. В ходе разработки выявлено дублирование логики формирования отображаемого имени исполнителя задачи: одинаковый код встречался в карточке списка, на экране деталей и в выпадающем фильтре. Код вынесен в функцию-расширение Assignee.displayName(); переменная m в фильтре поиска переименована в matchesQuery для семантической ясности. Фрагмент кода до и после рефакторинга показан в листинге 9.</w:t>
+      </w:r>
+    </w:p>
+    <w:p>
+      <w:pPr>
+        <w:pStyle w:val="aff2"/>
+      </w:pPr>
+      <w:r>
+        <w:t>Листинг 9 – Фрагмент кода до и после рефакторинга</w:t>
+      </w:r>
+    </w:p>
+    <w:p>
+      <w:pPr>
+        <w:pStyle w:val="aff0"/>
+      </w:pPr>
+      <w:r>
+        <w:t>// Было: дублирование формирования имени + неинформативные имена переменных</w:t>
+      </w:r>
+    </w:p>
+    <w:p>
+      <w:pPr>
+        <w:pStyle w:val="aff0"/>
+      </w:pPr>
+      <w:r>
+        <w:t>val n = if (a.middleName.isNullOrBlank())</w:t>
+      </w:r>
+    </w:p>
+    <w:p>
+      <w:pPr>
+        <w:pStyle w:val="aff0"/>
+      </w:pPr>
+      <w:r>
+        <w:t xml:space="preserve">    "${'$'}{a.lastName} ${'$'}{a.firstName.first()}."</w:t>
+      </w:r>
+    </w:p>
+    <w:p>
+      <w:pPr>
+        <w:pStyle w:val="aff0"/>
+      </w:pPr>
+      <w:r>
+        <w:t>else "${'$'}{a.lastName} ${'$'}{a.firstName.first()}.${'$'}{a.middleName.first()}."</w:t>
+      </w:r>
+    </w:p>
+    <w:p>
+      <w:pPr>
+        <w:pStyle w:val="aff0"/>
+      </w:pPr>
+      <w:r>
+        <w:t>val m = tasks.filter { it.title.lowercase().contains(q.lowercase()) }</w:t>
+      </w:r>
+    </w:p>
+    <w:p>
+      <w:pPr>
+        <w:pStyle w:val="aff0"/>
+      </w:pPr>
+    </w:p>
+    <w:p>
+      <w:pPr>
+        <w:pStyle w:val="aff0"/>
+      </w:pPr>
+      <w:r>
+        <w:t>// Стало: общая функция-расширение + понятное имя предиката</w:t>
+      </w:r>
+    </w:p>
+    <w:p>
+      <w:pPr>
+        <w:pStyle w:val="aff0"/>
+      </w:pPr>
+      <w:r>
+        <w:t>fun Assignee.displayName(): String = buildString {</w:t>
+      </w:r>
+    </w:p>
+    <w:p>
+      <w:pPr>
+        <w:pStyle w:val="aff0"/>
+      </w:pPr>
+      <w:r>
+        <w:t xml:space="preserve">    append(lastName).append(' ').append(firstName.first()).append('.')</w:t>
+      </w:r>
+    </w:p>
+    <w:p>
+      <w:pPr>
+        <w:pStyle w:val="aff0"/>
+      </w:pPr>
+      <w:r>
+        <w:t xml:space="preserve">    if (!middleName.isNullOrBlank()) append(middleName.first()).append('.')</w:t>
+      </w:r>
+    </w:p>
+    <w:p>
+      <w:pPr>
+        <w:pStyle w:val="aff0"/>
+      </w:pPr>
+      <w:r>
+        <w:t>}</w:t>
+      </w:r>
+    </w:p>
+    <w:p>
+      <w:pPr>
+        <w:pStyle w:val="aff0"/>
+      </w:pPr>
+      <w:r>
+        <w:t>val n = a.displayName()</w:t>
+      </w:r>
+    </w:p>
+    <w:p>
+      <w:pPr>
+        <w:pStyle w:val="aff0"/>
+      </w:pPr>
+      <w:r>
+        <w:t>val matchesQuery = tasks.filter { it.title.contains(q, ignoreCase = true) }</w:t>
+      </w:r>
+    </w:p>
+    <w:p>
+      <w:pPr>
+        <w:pStyle w:val="a3"/>
+      </w:pPr>
+      <w:r>
+        <w:t>Описание процесса оптимизации. В первой версии загрузка списка задач выполнялась последовательно: запрос к Tasks, затем для каждой задачи отдельный запрос названия проекта и списка исполнителей. На наборах в 200+ задач это приводило к заметной задержке. Оптимизация выполнена с помощью асинхронности Kotlin Coroutines + Flow: потоки задач, проектов, исполнителей, фильтра и поискового запроса объединяются оператором combine() в единый Flow&lt;UiState&gt;, после чего собираются View через collectAsState(). Результат — один проход по БД и реактивное обновление UI без повторных запросов. Фрагмент показан в листинге 10.</w:t>
+      </w:r>
+    </w:p>
+    <w:p>
+      <w:pPr>
+        <w:pStyle w:val="aff2"/>
+      </w:pPr>
+      <w:r>
+        <w:t>Листинг 10 – Оптимизированная сборка состояния списка (Kotlin, Coroutines + Flow)</w:t>
+      </w:r>
+    </w:p>
+    <w:p>
+      <w:pPr>
+        <w:pStyle w:val="aff0"/>
+      </w:pPr>
+      <w:r>
+        <w:t>class TaskListViewModel(</w:t>
+      </w:r>
+    </w:p>
+    <w:p>
+      <w:pPr>
+        <w:pStyle w:val="aff0"/>
+      </w:pPr>
+      <w:r>
+        <w:t xml:space="preserve">    private val tasks: TaskRepository,</w:t>
+      </w:r>
+    </w:p>
+    <w:p>
+      <w:pPr>
+        <w:pStyle w:val="aff0"/>
+      </w:pPr>
+      <w:r>
+        <w:t xml:space="preserve">    private val projects: ProjectRepository,</w:t>
+      </w:r>
+    </w:p>
+    <w:p>
+      <w:pPr>
+        <w:pStyle w:val="aff0"/>
+      </w:pPr>
+      <w:r>
+        <w:t xml:space="preserve">    private val assignees: AssigneeRepository,</w:t>
+      </w:r>
+    </w:p>
+    <w:p>
+      <w:pPr>
+        <w:pStyle w:val="aff0"/>
+      </w:pPr>
+      <w:r>
+        <w:t>) : ViewModel() {</w:t>
+      </w:r>
+    </w:p>
+    <w:p>
+      <w:pPr>
+        <w:pStyle w:val="aff0"/>
+      </w:pPr>
+      <w:r>
+        <w:t xml:space="preserve">    private val filter = MutableStateFlow(TaskFilter())</w:t>
+      </w:r>
+    </w:p>
+    <w:p>
+      <w:pPr>
+        <w:pStyle w:val="aff0"/>
+      </w:pPr>
+      <w:r>
+        <w:t xml:space="preserve">    private val query  = MutableStateFlow("")</w:t>
+      </w:r>
+    </w:p>
+    <w:p>
+      <w:pPr>
+        <w:pStyle w:val="aff0"/>
+      </w:pPr>
+    </w:p>
+    <w:p>
+      <w:pPr>
+        <w:pStyle w:val="aff0"/>
+      </w:pPr>
+      <w:r>
+        <w:t xml:space="preserve">    // combine — единая точка сборки UiState; пересчитывается реактивно</w:t>
+      </w:r>
+    </w:p>
+    <w:p>
+      <w:pPr>
+        <w:pStyle w:val="aff0"/>
+      </w:pPr>
+      <w:r>
+        <w:t xml:space="preserve">    // при любом изменении любого из пяти потоков-источников</w:t>
+      </w:r>
+    </w:p>
+    <w:p>
+      <w:pPr>
+        <w:pStyle w:val="aff0"/>
+      </w:pPr>
+      <w:r>
+        <w:t xml:space="preserve">    val state: StateFlow&lt;UiState&gt; = combine(</w:t>
+      </w:r>
+    </w:p>
+    <w:p>
+      <w:pPr>
+        <w:pStyle w:val="aff0"/>
+      </w:pPr>
+      <w:r>
+        <w:t xml:space="preserve">        tasks.observeAll(), projects.observeAll(),</w:t>
+      </w:r>
+    </w:p>
+    <w:p>
+      <w:pPr>
+        <w:pStyle w:val="aff0"/>
+      </w:pPr>
+      <w:r>
+        <w:t xml:space="preserve">        assignees.observeAll(), filter, query,</w:t>
+      </w:r>
+    </w:p>
+    <w:p>
+      <w:pPr>
+        <w:pStyle w:val="aff0"/>
+      </w:pPr>
+      <w:r>
+        <w:t xml:space="preserve">    ) { tasks, projects, assignees, f, q -&gt;</w:t>
+      </w:r>
+    </w:p>
+    <w:p>
+      <w:pPr>
+        <w:pStyle w:val="aff0"/>
+      </w:pPr>
+      <w:r>
+        <w:t xml:space="preserve">        UiState(items = tasks</w:t>
+      </w:r>
+    </w:p>
+    <w:p>
+      <w:pPr>
+        <w:pStyle w:val="aff0"/>
+      </w:pPr>
+      <w:r>
+        <w:t xml:space="preserve">                .filter { f.matches(it) &amp;&amp; (q.isBlank() || it.matchesQuery(q)) }</w:t>
+      </w:r>
+    </w:p>
+    <w:p>
+      <w:pPr>
+        <w:pStyle w:val="aff0"/>
+      </w:pPr>
+      <w:r>
+        <w:t xml:space="preserve">                .map { it.toUi(projects, assignees) },</w:t>
+      </w:r>
+    </w:p>
+    <w:p>
+      <w:pPr>
+        <w:pStyle w:val="aff0"/>
+      </w:pPr>
+      <w:r>
+        <w:t xml:space="preserve">            filter = f, query = q)</w:t>
+      </w:r>
+    </w:p>
+    <w:p>
+      <w:pPr>
+        <w:pStyle w:val="aff0"/>
+      </w:pPr>
+      <w:r>
+        <w:t xml:space="preserve">    }.stateIn(viewModelScope, SharingStarted.Eagerly, UiState.Empty)</w:t>
+      </w:r>
+    </w:p>
+    <w:p>
+      <w:pPr>
+        <w:pStyle w:val="aff0"/>
+      </w:pPr>
+      <w:r>
+        <w:t>}</w:t>
       </w:r>
     </w:p>
     <w:p>
@@ -2981,7 +6169,7 @@
         <w:pStyle w:val="a7"/>
       </w:pPr>
       <w:r>
-        <w:t>2.1 Проектирование базы данных</w:t>
+        <w:t>Заключение</w:t>
       </w:r>
     </w:p>
     <w:p>
@@ -2989,7 +6177,23 @@
         <w:pStyle w:val="a3"/>
       </w:pPr>
       <w:r>
-        <w:t>Назначение БД — единый учёт проектов, задач и сотрудников бюро; поддержка нескольких соисполнителей на одной задаче; контроль дедлайнов и текущего статуса; формирование отчётов о просроченных задачах, нагрузке исполнителей и прогрессе по проектам; исключение дублирования записей.</w:t>
+        <w:t>Для прохождения практики в ООО «&lt;Наименование&gt;» предприятием предоставлены все необходимые оборудование, программное обеспечение и инструктаж по охране труда. Цели производственной практики достигнуты:</w:t>
+      </w:r>
+    </w:p>
+    <w:p>
+      <w:pPr>
+        <w:pStyle w:val="a1"/>
+      </w:pPr>
+      <w:r>
+        <w:t>получен практический опыт по выполнению работ по ПМ.11 «Разработка, администрирование и защита баз данных» и развиты общие и профессиональные компетенции;</w:t>
+      </w:r>
+    </w:p>
+    <w:p>
+      <w:pPr>
+        <w:pStyle w:val="a1"/>
+      </w:pPr>
+      <w:r>
+        <w:t>получен практический опыт по выполнению работ по ПМ.01 «Разработка модулей программного обеспечения для компьютерных систем» и развиты общие и профессиональные компетенции.</w:t>
       </w:r>
     </w:p>
     <w:p>
@@ -2997,7 +6201,7 @@
         <w:pStyle w:val="a3"/>
       </w:pPr>
       <w:r>
-        <w:t>Проектирование выполнено в три этапа на трёх уровнях абстракции. Концептуальная и логическая ER-модели нарисованы вручную в нотации Crow's Foot в графическом редакторе draw.io (diagrams.net). Физическая модель построена в CASE-средстве MySQL Workbench через режим Database → Reverse Engineer: Workbench подключается к серверу MySQL, читает метаданные и автоматически строит EER-диаграмму.</w:t>
+        <w:t>Для достижения целей практики выполнены следующие задачи: спроектирована и реализована в СУБД MySQL 8.0 БД учёта проектов и задач СКБ (модель в 3НФ, таблицы, индексы, представления, триггеры); решены вопросы администрирования и защиты БД (разделение учётных записей, резервное копирование, TLS); разработан код двух программных продуктов — веб-приложения WebROS на Python + Flask и мобильного приложения TaskTrackerSKB на Kotlin + Jetpack Compose; выполнено функциональное тестирование (5 тестов) и реализован автоматизированный тест на JUnit; проведён рефакторинг и оптимизация кода средствами Kotlin Coroutines.</w:t>
       </w:r>
     </w:p>
     <w:p>
@@ -3005,7 +6209,15 @@
         <w:pStyle w:val="a3"/>
       </w:pPr>
       <w:r>
-        <w:t>На концептуальном уровне выделены три сущности: «Проект», «Задача», «Исполнитель». Связь «Проект — содержит — Задача» имеет кардинальность 1:M, связь «Задача — выполняется — Исполнитель» — M:N. Атрибуты заданы на русском без типов данных и внешних ключей.</w:t>
+        <w:t>В результате практики разработаны и протестированы три связанных программных продукта, удовлетворяющих требованиям технического задания. Закреплены практические навыки по обеим специальностям и освоены инструменты проектирования, разработки и тестирования программного обеспечения.</w:t>
+      </w:r>
+    </w:p>
+    <w:p>
+      <w:pPr>
+        <w:pStyle w:val="a7"/>
+      </w:pPr>
+      <w:r>
+        <w:t>Список использованных источников</w:t>
       </w:r>
     </w:p>
     <w:p>
@@ -3013,7 +6225,7 @@
         <w:pStyle w:val="a3"/>
       </w:pPr>
       <w:r>
-        <w:t>На логическом уровне связь M:N декомпозирована в отдельную таблицу-связку «Назначение» с составным первичным ключом (КодЗадачи, КодИсполнителя). Связь «Проект → Задача» — неидентифицирующая (пунктирная линия): КодПроекта в «Задаче» — обычный FK, в первичный ключ не входит. Связи «Задача → Назначение» и «Исполнитель → Назначение» — идентифицирующие (сплошные линии): FK входят в составной PK таблицы-связки.</w:t>
+        <w:t>1. Голицына, О. Л. Базы данных : учебное пособие / О. Л. Голицына, Н. В. Максимов, И. И. Попов. – 4-е изд. – Москва : ФОРУМ : ИНФРА-М, 2020. – 400 с. – URL: https://znanium.com/catalog/document?id=362825 (дата обращения: 06.05.2026). – Текст : электронный.</w:t>
       </w:r>
     </w:p>
     <w:p>
@@ -3021,15 +6233,7 @@
         <w:pStyle w:val="a3"/>
       </w:pPr>
       <w:r>
-        <w:t>Модель приведена к третьей нормальной форме. 1НФ: все атрибуты атомарны, повторяющихся групп нет, у каждой строки уникальный PK. 2НФ: неключевые атрибуты зависят от полного PK; в таблице «Назначение» атрибут «ДатаНазначения» определяется именно парой (КодЗадачи, КодИсполнителя), частичных зависимостей нет. 3НФ: транзитивные зависимости устранены — в «Задаче» хранится только КодПроекта, название берётся из «Проект» по FK; в «Назначении» не дублируются ФИО исполнителя и название задачи.</w:t>
-      </w:r>
-    </w:p>
-    <w:p>
-      <w:pPr>
-        <w:pStyle w:val="a7"/>
-      </w:pPr>
-      <w:r>
-        <w:t>2.2 Разработка базы данных и объектов базы данных</w:t>
+        <w:t>2. MySQL 8.0 Reference Manual / Oracle Corporation. – URL: https://dev.mysql.com/doc/refman/8.0/en/ (дата обращения: 06.05.2026). – Текст : электронный.</w:t>
       </w:r>
     </w:p>
     <w:p>
@@ -3037,7 +6241,7 @@
         <w:pStyle w:val="a3"/>
       </w:pPr>
       <w:r>
-        <w:t>Физическая схема развёрнута в MySQL 8.0. Имена таблиц и столбцов — на английском в PascalCase без транслита. Скрипты собраны в каталоге sql/: schema.sql (DDL), seed.sql (тестовое наполнение), checks.sql (проверочные SELECT и демонстрация ограничений и триггеров).</w:t>
+        <w:t>3. Жемеров, Д. Kotlin в действии / Д. Жемеров, С. Исакова. – Москва : ДМК Пресс, 2023. – 460 с. – ISBN 978-5-93700-225-1. – Текст : непосредственный.</w:t>
       </w:r>
     </w:p>
     <w:p>
@@ -3045,7 +6249,7 @@
         <w:pStyle w:val="a3"/>
       </w:pPr>
       <w:r>
-        <w:t>Состав таблиц: Projects (проекты бюро), Tasks (задачи в проектах), Assignees (сотрудники-исполнители), TaskAssignees (связка M:N с ролью в задаче) и TaskStatusLog (журнал смен статуса задачи, ведётся триггерами).</w:t>
+        <w:t>4. Android Developers : официальная документация / Google LLC. – URL: https://developer.android.com (дата обращения: 06.05.2026). – Текст : электронный.</w:t>
       </w:r>
     </w:p>
     <w:p>
@@ -3053,7 +6257,7 @@
         <w:pStyle w:val="a3"/>
       </w:pPr>
       <w:r>
-        <w:t>Реализованы все классы ограничений целостности. Первичные ключи: суррогатные INT UNSIGNED AUTO_INCREMENT в Projects, Tasks, Assignees и TaskStatusLog; составной (TaskId, AssigneeId) в TaskAssignees. Внешние ключи: Tasks.ProjectId → Projects(Id) ON DELETE SET NULL, TaskAssignees.TaskId → Tasks(Id) ON DELETE CASCADE, TaskAssignees.AssigneeId → Assignees(Id) ON DELETE CASCADE. Уникальные: UQ_Projects_Name на Projects.Name, UQ_Assignees_Email на Assignees.Email. Проверочные: длина Title ≥ 3 символов; Status в {NEW, IN_PROGRESS, DONE}; ReminderFrequency в {NONE, ONCE, DAILY, WEEKLY, MONTHLY}; Role в {Engineer, Lead, Manager, Tester}; RoleInTask в {Performer, Reviewer, Owner}. По умолчанию: CURRENT_TIMESTAMP для CreatedAt, 'NEW' для Status, 'NONE' для ReminderFrequency.</w:t>
+        <w:t>5. Гринберг, М. Flask. Веб-программирование на Python / М. Гринберг ; пер. с англ. – 2-е изд. – Санкт-Петербург : Питер, 2020. – 528 с. – ISBN 978-5-4461-1163-7. – Текст : непосредственный.</w:t>
       </w:r>
     </w:p>
     <w:p>
@@ -3061,7 +6265,7 @@
         <w:pStyle w:val="a3"/>
       </w:pPr>
       <w:r>
-        <w:t>Индексы добавлены на FK-колонки и часто фильтруемые поля: IX_Tasks_ProjectId, IX_Tasks_Status, IX_TA_AssigneeId, IX_TaskStatusLog_Task. Это ускоряет выборки задач по проекту и статусу, а также построение представлений.</w:t>
+        <w:t>6. ROS 2 Documentation : Humble Hawksbill / Open Robotics. – URL: https://docs.ros.org/en/humble/ (дата обращения: 06.05.2026). – Текст : электронный.</w:t>
       </w:r>
     </w:p>
     <w:p>
@@ -3069,447 +6273,7 @@
         <w:pStyle w:val="a3"/>
       </w:pPr>
       <w:r>
-        <w:t>Реализованы шесть триггеров. trg_Projects_BeforeIns и trg_Projects_BeforeUpd запрещают значение CreatedAt из будущего (в MySQL 8 в CHECK нельзя использовать NOW(), поэтому проверка вынесена в триггер). trg_Tasks_BeforeUpdate автоматически проставляет CompletedAt = NOW() при переходе в DONE и обнуляет его при откате. trg_Tasks_AfterInsert и trg_Tasks_AfterUpdate пишут события в TaskStatusLog. trg_TA_BeforeInsert не позволяет назначить на одну задачу более одного исполнителя с RoleInTask = 'Owner'.</w:t>
-      </w:r>
-    </w:p>
-    <w:p>
-      <w:pPr>
-        <w:pStyle w:val="a3"/>
-      </w:pPr>
-      <w:r>
-        <w:t>Созданы три представления для отчётности: vw_TaskFullInfo (задача + проект + список исполнителей с ролями), vw_AssigneeWorkload (нагрузка сотрудников: всего/в работе/выполнено/просрочено), vw_OverdueTasks (просроченные задачи с указанием Owner и числа дней просрочки).</w:t>
-      </w:r>
-    </w:p>
-    <w:p>
-      <w:pPr>
-        <w:pStyle w:val="a3"/>
-      </w:pPr>
-      <w:r>
-        <w:t>Тестовое наполнение seed.sql содержит три проекта, шесть исполнителей и двенадцать задач с разными статусами и сроками. Скрипт checks.sql демонстрирует срабатывание ограничений: попытка вставить Title длиной 2 символа отклоняется CHECK; попытка задать второго Owner у одной задачи отклоняется триггером; перевод задачи в DONE автоматически проставляет CompletedAt и пишет запись в TaskStatusLog.</w:t>
-      </w:r>
-    </w:p>
-    <w:p>
-      <w:pPr>
-        <w:pStyle w:val="a7"/>
-      </w:pPr>
-      <w:r>
-        <w:t>2.3 Администрирование и защита базы данных</w:t>
-      </w:r>
-    </w:p>
-    <w:p>
-      <w:pPr>
-        <w:pStyle w:val="a3"/>
-      </w:pPr>
-      <w:r>
-        <w:t>Разделение учётных записей выполнено по принципу наименьших привилегий. Учётка app_user используется приложением и имеет только права DML на схему TaskTrackerSKB: GRANT SELECT, INSERT, UPDATE, DELETE. Учётка db_admin имеет права DDL и используется только для миграций и обслуживания. Учётка root отключена для удалённых подключений и используется только локально.</w:t>
-      </w:r>
-    </w:p>
-    <w:p>
-      <w:pPr>
-        <w:pStyle w:val="a3"/>
-      </w:pPr>
-      <w:r>
-        <w:t>Парольная политика: минимальная длина 12 символов, обязательное наличие прописных, строчных букв, цифр и спецсимволов; validate_password.policy = STRONG. Соединение приложения с сервером — только по TLS (require_secure_transport = ON). Привилегия FILE отозвана у всех пользователей кроме db_admin для защиты от чтения файлов сервера через SELECT … INTO OUTFILE.</w:t>
-      </w:r>
-    </w:p>
-    <w:p>
-      <w:pPr>
-        <w:pStyle w:val="a3"/>
-      </w:pPr>
-      <w:r>
-        <w:t>Резервное копирование: ежедневный полный дамп командой mysqldump --single-transaction --routines --triggers --events TaskTrackerSKB &gt; backup_YYYYMMDD.sql; включены бинарные журналы (log_bin), что позволяет выполнять восстановление на момент времени (PITR). Восстановление проверено на тестовом сервере.</w:t>
-      </w:r>
-    </w:p>
-    <w:p>
-      <w:pPr>
-        <w:pStyle w:val="a3"/>
-      </w:pPr>
-      <w:r>
-        <w:t>Журналирование: общий журнал отключён, журнал медленных запросов включён с порогом long_query_time = 1 секунда — для последующей оптимизации индексов и запросов. Журнал ошибок и журнал смен статусов задач (TaskStatusLog) ведутся постоянно.</w:t>
-      </w:r>
-    </w:p>
-    <w:p>
-      <w:pPr>
-        <w:pStyle w:val="a7"/>
-      </w:pPr>
-      <w:r>
-        <w:t>3 Выполнение работ по ПМ.01</w:t>
-      </w:r>
-    </w:p>
-    <w:p>
-      <w:pPr>
-        <w:pStyle w:val="a3"/>
-      </w:pPr>
-      <w:r>
-        <w:t>В рамках ПМ.01 «Разработка модулей программного обеспечения для компьютерных систем» спроектировано и разработано Android-приложение TaskTrackerSKB на Kotlin с использованием Jetpack Compose, Room и WorkManager.</w:t>
-      </w:r>
-    </w:p>
-    <w:p>
-      <w:pPr>
-        <w:pStyle w:val="a7"/>
-      </w:pPr>
-      <w:r>
-        <w:t>3.1 Проектирование программного обеспечения</w:t>
-      </w:r>
-    </w:p>
-    <w:p>
-      <w:pPr>
-        <w:pStyle w:val="a3"/>
-      </w:pPr>
-      <w:r>
-        <w:t>Архитектурный шаблон — MVVM (Model-View-ViewModel). Слой View реализован декларативно на Jetpack Compose и подписан на состояние ViewModel через StateFlow. ViewModel не знает о Compose и хранит UI-состояние в виде data-классов. Доступ к данным инкапсулирован в репозиториях; ViewModel никогда не обращается к DAO напрямую — это упрощает замену источника данных и тестирование.</w:t>
-      </w:r>
-    </w:p>
-    <w:p>
-      <w:pPr>
-        <w:pStyle w:val="a3"/>
-      </w:pPr>
-      <w:r>
-        <w:t>Структура пакетов отражает слои: data/entity, data/db, data/repository, ui/theme, ui/navigation, ui/components, ui/screens (tasks, projects, assignees), notifications, util. Точка входа — единая Activity (MainActivity) с NavHost от Navigation Compose; Application-класс TaskTrackerApp выполняет ручную инициализацию зависимостей и планирование периодических WorkManager-задач.</w:t>
-      </w:r>
-    </w:p>
-    <w:p>
-      <w:pPr>
-        <w:pStyle w:val="a3"/>
-      </w:pPr>
-      <w:r>
-        <w:t>Применены паттерны: Repository (единый источник правды для слоя данных), Observer (Flow/StateFlow для реактивного UI), Single-Activity (одна Activity + множество Composable-экранов), Factory для ViewModel. Навигация — type-safe через запечатанные классы маршрутов.</w:t>
-      </w:r>
-    </w:p>
-    <w:p>
-      <w:pPr>
-        <w:pStyle w:val="a7"/>
-      </w:pPr>
-      <w:r>
-        <w:t>3.2 Разработка программных модулей</w:t>
-      </w:r>
-    </w:p>
-    <w:p>
-      <w:pPr>
-        <w:pStyle w:val="a3"/>
-      </w:pPr>
-      <w:r>
-        <w:t>Слой данных. Сущности Room: Task, Project, Assignee — снабжены аннотациями @Entity, @PrimaryKey(autoGenerate = true), @ForeignKey и @Index. Перечисления TaskStatus и ReminderFrequency сохраняются строкой через TypeConverters; java.util.Date — длинным целым (Unix-эпоха в миллисекундах). Каждая сущность имеет соответствующий DAO: TaskDao, ProjectDao, AssigneeDao с методами CRUD и реактивными выборками Flow&lt;List&lt;…&gt;&gt;. Для составных запросов с join-ами используется @Transaction.</w:t>
-      </w:r>
-    </w:p>
-    <w:p>
-      <w:pPr>
-        <w:pStyle w:val="a3"/>
-      </w:pPr>
-      <w:r>
-        <w:t>Слой репозиториев: TaskRepository, ProjectRepository, AssigneeRepository — единая точка доступа к данным для UI-слоя. Репозитории работают с suspend-функциями DAO и выдают Flow для реактивных списков; внутри ViewModel поток конвертируется в StateFlow с initialValue = emptyList().</w:t>
-      </w:r>
-    </w:p>
-    <w:p>
-      <w:pPr>
-        <w:pStyle w:val="a3"/>
-      </w:pPr>
-      <w:r>
-        <w:t>ViewModel: TaskListViewModel хранит фильтр (по статусу, проекту), строку поиска и поле сортировки в одном data-классе UiState; combine() склеивает поток задач с потоками фильтра и поиска. TaskFormViewModel хранит черновик задачи и валидирует поля (название не короче 3 символов, дедлайн не в прошлом).</w:t>
-      </w:r>
-    </w:p>
-    <w:p>
-      <w:pPr>
-        <w:pStyle w:val="a3"/>
-      </w:pPr>
-      <w:r>
-        <w:t>Уведомления. DeadlineWorker — периодическая задача WorkManager (раз в сутки), проверяет задачи с дедлайном в ближайшие 24 часа и публикует системные уведомления. ReminderWorker — OneTimeWorkRequest на конкретное время; после срабатывания, если ReminderFrequency != NONE, сам перепланирует следующее выполнение (DAILY / WEEKLY / MONTHLY). Канал уведомлений создаётся при старте приложения.</w:t>
-      </w:r>
-    </w:p>
-    <w:p>
-      <w:pPr>
-        <w:pStyle w:val="a7"/>
-      </w:pPr>
-      <w:r>
-        <w:t>3.3 Разработка мобильного приложения</w:t>
-      </w:r>
-    </w:p>
-    <w:p>
-      <w:pPr>
-        <w:pStyle w:val="a3"/>
-      </w:pPr>
-      <w:r>
-        <w:t>Реализовано пять основных экранов и один справочник. Экран «Список задач» содержит поле поиска, выпадающие фильтры по статусу и проекту, выбор поля сортировки (по дате создания, дедлайну, статусу) и список карточек задач со StatusChip (цвет в палитре Material 3: синий — «Новая», оранжевый — «В работе», зелёный — «Выполнена»).</w:t>
-      </w:r>
-    </w:p>
-    <w:p>
-      <w:pPr>
-        <w:pStyle w:val="a3"/>
-      </w:pPr>
-      <w:r>
-        <w:t>Экран «Создание / редактирование задачи» — форма со всеми полями: название, описание, выбор проекта (Dropdown из списка существующих), выбор исполнителя (Dropdown из справочника), DatePicker для дедлайна, выбор статуса, DatePicker + TimePicker для напоминания, выбор частоты напоминания. Валидация на лету, кнопка «Сохранить» разблокируется только при корректном заполнении.</w:t>
-      </w:r>
-    </w:p>
-    <w:p>
-      <w:pPr>
-        <w:pStyle w:val="a3"/>
-      </w:pPr>
-      <w:r>
-        <w:t>Экран «Детали задачи» — все поля в режиме просмотра, быстрая смена статуса через сегментированный переключатель, кнопка удаления с диалогом подтверждения и переход к редактированию.</w:t>
-      </w:r>
-    </w:p>
-    <w:p>
-      <w:pPr>
-        <w:pStyle w:val="a3"/>
-      </w:pPr>
-      <w:r>
-        <w:t>Экраны «Список проектов» и «Создание / редактирование проекта» реализуют CRUD проектов. Удаление проекта корректно обрабатывается БД (Tasks.ProjectId → Projects(Id) ON DELETE SET NULL): задачи проекта остаются, но теряют привязку.</w:t>
-      </w:r>
-    </w:p>
-    <w:p>
-      <w:pPr>
-        <w:pStyle w:val="a3"/>
-      </w:pPr>
-      <w:r>
-        <w:t>Справочник «Исполнители» открывается из верхней панели иконкой «группа»; обеспечивает CRUD сотрудников. В форме задачи исполнитель выбирается из этого справочника, что исключает опечатки и дубликаты.</w:t>
-      </w:r>
-    </w:p>
-    <w:p>
-      <w:pPr>
-        <w:pStyle w:val="a3"/>
-      </w:pPr>
-      <w:r>
-        <w:t>Все тексты UI — на русском языке, шрифт по умолчанию Material 3 поддерживает кириллицу. На главном экране размещён раскрывающийся FAB для быстрого создания задачи или проекта.</w:t>
-      </w:r>
-    </w:p>
-    <w:p>
-      <w:pPr>
-        <w:pStyle w:val="a7"/>
-      </w:pPr>
-      <w:r>
-        <w:t>3.4 Отладка и тестирование программных модулей</w:t>
-      </w:r>
-    </w:p>
-    <w:p>
-      <w:pPr>
-        <w:pStyle w:val="a3"/>
-      </w:pPr>
-      <w:r>
-        <w:t>Модульное тестирование выполнено на JUnit4 для слоя ViewModel: TaskListViewModel и TaskFormViewModel. Применены InstantTaskExecutorRule (синхронное исполнение LiveData/Coroutines) и MainDispatcherRule (подмена Dispatchers.Main на TestDispatcher). Репозитории мокаются вручную — fake-классами с заранее настроенными Flow.</w:t>
-      </w:r>
-    </w:p>
-    <w:p>
-      <w:pPr>
-        <w:pStyle w:val="a3"/>
-      </w:pPr>
-      <w:r>
-        <w:t>Тестирование Room-БД — на уровне инструментальных тестов (androidx.test.ext.junit) с in-memory-инстансом базы (Room.inMemoryDatabaseBuilder). Проверены: вставка, выборка по фильтру, обновление статуса, каскадное удаление TaskAssignees при удалении задачи.</w:t>
-      </w:r>
-    </w:p>
-    <w:p>
-      <w:pPr>
-        <w:pStyle w:val="a3"/>
-      </w:pPr>
-      <w:r>
-        <w:t>Ручное тестирование UI на эмуляторе Pixel 6 (API 34) и физическом устройстве Android 13. Прогнан «золотой путь» по ТЗ: создать проект → создать задачу с дедлайном через 5 минут → дождаться уведомления → отметить задачу выполненной → проверить, что CompletedAt проставлен, карточка отображается в фильтре «Выполненные», задача пропала из списка просроченных.</w:t>
-      </w:r>
-    </w:p>
-    <w:p>
-      <w:pPr>
-        <w:pStyle w:val="a3"/>
-      </w:pPr>
-      <w:r>
-        <w:t>Инструменты отладки Android Studio: Logcat (фильтр по тегу приложения), Layout Inspector (для проверки иерархии Compose), Database Inspector (для просмотра таблиц Room в реальном времени), Profiler (CPU и Memory) — для замера потребления памяти и поиска утечек. Утечек контекста через ViewModel не обнаружено.</w:t>
-      </w:r>
-    </w:p>
-    <w:p>
-      <w:pPr>
-        <w:pStyle w:val="a3"/>
-      </w:pPr>
-      <w:r>
-        <w:t>Краш-тесты: проверены реакции на отсутствие сети (для будущего синхрона), на ввод значений на границах (длина поля = 3, длина = 0, дедлайн в прошлом), на быструю смену статуса при активном уведомлении. Все сценарии обрабатываются корректно — приложение не падает.</w:t>
-      </w:r>
-    </w:p>
-    <w:p>
-      <w:pPr>
-        <w:pStyle w:val="a7"/>
-      </w:pPr>
-      <w:r>
-        <w:t>3.5 Оптимизация и рефакторинг программного кода</w:t>
-      </w:r>
-    </w:p>
-    <w:p>
-      <w:pPr>
-        <w:pStyle w:val="a3"/>
-      </w:pPr>
-      <w:r>
-        <w:t>Состояние UI переведено с LiveData на StateFlow: меньше boilerplate-кода, проще писать coroutine-тесты, естественная композиция через combine() и stateIn(). Compose-функции принимают State как параметр, что упрощает preview-сценарии и подмену в тестах.</w:t>
-      </w:r>
-    </w:p>
-    <w:p>
-      <w:pPr>
-        <w:pStyle w:val="a3"/>
-      </w:pPr>
-      <w:r>
-        <w:t>Применён @Transaction в DAO для составных операций, затрагивающих Tasks и TaskAssignees одновременно: создание задачи с её исполнителями выполняется атомарно. Это исключает «висячие» записи в TaskAssignees при сбое в середине вставки.</w:t>
-      </w:r>
-    </w:p>
-    <w:p>
-      <w:pPr>
-        <w:pStyle w:val="a3"/>
-      </w:pPr>
-      <w:r>
-        <w:t>В Compose устранены лишние рекомпозиции: применены remember и derivedStateOf для производных состояний (например, отфильтрованного списка), стабильные ключи в items(items, key = { it.id }) для LazyColumn, выделение тяжёлых элементов списка в отдельные @Composable.</w:t>
-      </w:r>
-    </w:p>
-    <w:p>
-      <w:pPr>
-        <w:pStyle w:val="a3"/>
-      </w:pPr>
-      <w:r>
-        <w:t>TaskListViewModel разделён на UiState и FilterState: обновление одного фильтра не пересоздаёт весь объект состояния и не приводит к перерисовке несвязанных частей экрана.</w:t>
-      </w:r>
-    </w:p>
-    <w:p>
-      <w:pPr>
-        <w:pStyle w:val="a3"/>
-      </w:pPr>
-      <w:r>
-        <w:t>Качество кода контролируется ktlint и Detekt; настроены правила импорта, длины строки и сложности функций. Найденные нарушения исправлены до конфигурации, не содержащей предупреждений. Удалён мёртвый код и неиспользуемые импорты, дублирующиеся утилиты вынесены в пакет util.</w:t>
-      </w:r>
-    </w:p>
-    <w:p>
-      <w:pPr>
-        <w:pStyle w:val="a7"/>
-      </w:pPr>
-      <w:r>
-        <w:t>Заключение</w:t>
-      </w:r>
-    </w:p>
-    <w:p>
-      <w:pPr>
-        <w:pStyle w:val="a3"/>
-      </w:pPr>
-      <w:r>
-        <w:t>В ходе преддипломной практики выполнен полный цикл работ по двум профессиональным модулям: ПМ.11 «Разработка, администрирование и защита баз данных» и ПМ.01 «Разработка модулей программного обеспечения для компьютерных систем».</w:t>
-      </w:r>
-    </w:p>
-    <w:p>
-      <w:pPr>
-        <w:pStyle w:val="a3"/>
-      </w:pPr>
-      <w:r>
-        <w:t>По ПМ.11 спроектирована и развёрнута в MySQL 8.0 реляционная БД «TaskTrackerSKB» из пяти таблиц с полным комплектом ограничений целостности (PK, FK с правилами CASCADE/SET NULL, UNIQUE, CHECK), семью индексами, шестью триггерами и тремя представлениями. БД приведена к 3НФ. Настроены разделение учётных записей по принципу наименьших привилегий, парольная политика, TLS-соединение, регулярное резервное копирование и журнал медленных запросов.</w:t>
-      </w:r>
-    </w:p>
-    <w:p>
-      <w:pPr>
-        <w:pStyle w:val="a3"/>
-      </w:pPr>
-      <w:r>
-        <w:t>По ПМ.01 разработано Android-приложение TaskTrackerSKB на Kotlin и Jetpack Compose в архитектуре MVVM с локальным хранилищем Room (SQLite). Реализован CRUD над сущностями «Проект», «Задача», «Исполнитель»; реализованы поиск, многокритериальная фильтрация и сортировка, локальные уведомления о приближающихся дедлайнах и пользовательские повторяющиеся напоминания. Покрытие модульными тестами охватывает критичные ViewModel-классы и операции Room. Проведены отладка и оптимизация (StateFlow, @Transaction, remember/derivedStateOf), качество кода контролируется ktlint и Detekt.</w:t>
-      </w:r>
-    </w:p>
-    <w:p>
-      <w:pPr>
-        <w:pStyle w:val="a3"/>
-      </w:pPr>
-      <w:r>
-        <w:t>Приобретены и закреплены практические навыки: проектирование БД на трёх уровнях абстракции, написание и отладка SQL-кода в MySQL Workbench, администрирование и защита БД, разработка Android-приложений на Kotlin и Jetpack Compose, использование Room и WorkManager, применение архитектурного шаблона MVVM, отладка и оптимизация программного кода. Все цели и задачи практики выполнены в полном объёме.</w:t>
-      </w:r>
-    </w:p>
-    <w:p>
-      <w:pPr>
-        <w:pStyle w:val="a7"/>
-      </w:pPr>
-      <w:r>
-        <w:t>Список использованных источников</w:t>
-      </w:r>
-    </w:p>
-    <w:p>
-      <w:pPr>
-        <w:pStyle w:val="a3"/>
-      </w:pPr>
-      <w:r>
-        <w:t>1 ГОСТ 34.601-90. Информационная технология. Комплекс стандартов на автоматизированные системы. Автоматизированные системы. Стадии создания. — М.: Стандартинформ, 2009. — 6 с.</w:t>
-      </w:r>
-    </w:p>
-    <w:p>
-      <w:pPr>
-        <w:pStyle w:val="a3"/>
-      </w:pPr>
-      <w:r>
-        <w:t>2 Дейт К. Дж. Введение в системы баз данных = An Introduction to Database Systems. — 8-е изд. — М.: Вильямс, 2016. — 1328 с. — ISBN 978-5-8459-0788-2.</w:t>
-      </w:r>
-    </w:p>
-    <w:p>
-      <w:pPr>
-        <w:pStyle w:val="a3"/>
-      </w:pPr>
-      <w:r>
-        <w:t>3 Карпова Т. С. Базы данных: модели, разработка, реализация. — 2-е изд. — СПб.: Питер, 2013. — 240 с. — ISBN 978-5-496-00346-2.</w:t>
-      </w:r>
-    </w:p>
-    <w:p>
-      <w:pPr>
-        <w:pStyle w:val="a3"/>
-      </w:pPr>
-      <w:r>
-        <w:t>4 Гарсиа-Молина Г., Ульман Дж., Уидом Дж. Системы баз данных. Полный курс. — М.: Вильямс, 2018. — 1088 с. — ISBN 978-5-8459-2069-0.</w:t>
-      </w:r>
-    </w:p>
-    <w:p>
-      <w:pPr>
-        <w:pStyle w:val="a3"/>
-      </w:pPr>
-      <w:r>
-        <w:t>5 MySQL 8.0 Reference Manual [Электронный ресурс] / Oracle Corporation. — Режим доступа: https://dev.mysql.com/doc/refman/8.0/en/ (дата обращения: 06.05.2026).</w:t>
-      </w:r>
-    </w:p>
-    <w:p>
-      <w:pPr>
-        <w:pStyle w:val="a3"/>
-      </w:pPr>
-      <w:r>
-        <w:t>6 Hardy B., Phillips B., Stewart K., Marsicano K. Android Programming: The Big Nerd Ranch Guide. — 5th ed. — Big Nerd Ranch, 2022. — 696 p. — ISBN 978-0137645541.</w:t>
-      </w:r>
-    </w:p>
-    <w:p>
-      <w:pPr>
-        <w:pStyle w:val="a3"/>
-      </w:pPr>
-      <w:r>
-        <w:t>7 Skeen Th., Greenhalgh A. Jetpack Compose by Tutorials. — Razeware LLC, 2023. — 432 p.</w:t>
-      </w:r>
-    </w:p>
-    <w:p>
-      <w:pPr>
-        <w:pStyle w:val="a3"/>
-      </w:pPr>
-      <w:r>
-        <w:t>8 Android Developers Documentation [Электронный ресурс] / Google LLC. — Режим доступа: https://developer.android.com (дата обращения: 06.05.2026).</w:t>
-      </w:r>
-    </w:p>
-    <w:p>
-      <w:pPr>
-        <w:pStyle w:val="a3"/>
-      </w:pPr>
-      <w:r>
-        <w:t>9 Jetpack Compose Documentation [Электронный ресурс] / Google LLC. — Режим доступа: https://developer.android.com/jetpack/compose (дата обращения: 06.05.2026).</w:t>
-      </w:r>
-    </w:p>
-    <w:p>
-      <w:pPr>
-        <w:pStyle w:val="a3"/>
-      </w:pPr>
-      <w:r>
-        <w:t>10 Kotlin Language Documentation [Электронный ресурс] / JetBrains s.r.o. — Режим доступа: https://kotlinlang.org/docs/home.html (дата обращения: 06.05.2026).</w:t>
-      </w:r>
-    </w:p>
-    <w:p>
-      <w:pPr>
-        <w:pStyle w:val="a3"/>
-      </w:pPr>
-      <w:r>
-        <w:t>11 Техническое задание на программный продукт «TaskTrackerSKB». — Архангельск: АКТ (ф) СПбГУТ, 2026. — 12 с.</w:t>
-      </w:r>
-    </w:p>
-    <w:p>
-      <w:pPr>
-        <w:pStyle w:val="a3"/>
-      </w:pPr>
-      <w:r>
-        <w:t>12 СанПиН 1.2.3685-21. Гигиенические нормативы и требования к обеспечению безопасности и (или) безвредности для человека факторов среды обитания. — М.: Роспотребнадзор, 2021. — 469 с.</w:t>
+        <w:t>7. СанПиН 1.2.3685-21. Гигиенические нормативы и требования к обеспечению безопасности и (или) безвредности для человека факторов среды обитания. – Москва : Роспотребнадзор, 2021. – 469 с. – Текст : непосредственный.</w:t>
       </w:r>
     </w:p>
     <w:sectPr>
